--- a/УП 05/Практика 2/Шильников М.Ю. ПРАКТИКА 2.docx
+++ b/УП 05/Практика 2/Шильников М.Ю. ПРАКТИКА 2.docx
@@ -262,16 +262,7 @@
           <w:sz w:val="28"/>
           <w:szCs w:val="28"/>
         </w:rPr>
-        <w:t>«МДК 0</w:t>
-      </w:r>
-      <w:r>
-        <w:rPr>
-          <w:rFonts w:ascii="Times New Roman" w:eastAsia="Times New Roman" w:hAnsi="Times New Roman" w:cs="Times New Roman"/>
-          <w:b/>
-          <w:sz w:val="28"/>
-          <w:szCs w:val="28"/>
-        </w:rPr>
-        <w:t>6</w:t>
+        <w:t>«</w:t>
       </w:r>
       <w:r>
         <w:rPr>
@@ -281,16 +272,7 @@
           <w:sz w:val="28"/>
           <w:szCs w:val="28"/>
         </w:rPr>
-        <w:t xml:space="preserve">.01 </w:t>
-      </w:r>
-      <w:r>
-        <w:rPr>
-          <w:rFonts w:ascii="Times New Roman" w:eastAsia="Times New Roman" w:hAnsi="Times New Roman" w:cs="Times New Roman"/>
-          <w:b/>
-          <w:sz w:val="28"/>
-          <w:szCs w:val="28"/>
-        </w:rPr>
-        <w:t>Внедрение</w:t>
+        <w:t>УП.05</w:t>
       </w:r>
       <w:r>
         <w:rPr>
@@ -300,7 +282,7 @@
           <w:sz w:val="28"/>
           <w:szCs w:val="28"/>
         </w:rPr>
-        <w:t xml:space="preserve"> информационных систем»</w:t>
+        <w:t>»</w:t>
       </w:r>
     </w:p>
     <w:p>
@@ -915,9 +897,9 @@
         <w:rPr>
           <w:rFonts w:ascii="Times New Roman" w:eastAsia="Times New Roman" w:hAnsi="Times New Roman" w:cs="Times New Roman"/>
           <w:b/>
-          <w:sz w:val="28"/>
-          <w:szCs w:val="28"/>
-          <w:lang w:val="en-US"/>
+          <w:bCs/>
+          <w:sz w:val="28"/>
+          <w:szCs w:val="28"/>
         </w:rPr>
       </w:pPr>
       <w:bookmarkStart w:id="2" w:name="_heading=h.3znysh7"/>
@@ -926,6 +908,7 @@
         <w:rPr>
           <w:rFonts w:ascii="Times New Roman" w:eastAsia="Times New Roman" w:hAnsi="Times New Roman" w:cs="Times New Roman"/>
           <w:b/>
+          <w:bCs/>
           <w:sz w:val="28"/>
           <w:szCs w:val="28"/>
         </w:rPr>
@@ -942,12 +925,156 @@
         <w:jc w:val="both"/>
         <w:rPr>
           <w:rFonts w:ascii="Times New Roman" w:eastAsia="Times New Roman" w:hAnsi="Times New Roman" w:cs="Times New Roman"/>
+          <w:sz w:val="28"/>
+          <w:szCs w:val="28"/>
+        </w:rPr>
+      </w:pPr>
+      <w:r>
+        <w:rPr>
+          <w:rFonts w:ascii="Times New Roman" w:eastAsia="Times New Roman" w:hAnsi="Times New Roman" w:cs="Times New Roman"/>
+          <w:sz w:val="28"/>
+          <w:szCs w:val="28"/>
+        </w:rPr>
+        <w:t>Для успешного прохождения практики</w:t>
+      </w:r>
+      <w:r>
+        <w:rPr>
+          <w:rFonts w:ascii="Times New Roman" w:eastAsia="Times New Roman" w:hAnsi="Times New Roman" w:cs="Times New Roman"/>
+          <w:sz w:val="28"/>
+          <w:szCs w:val="28"/>
+        </w:rPr>
+        <w:t xml:space="preserve"> был установлен и настроен сле</w:t>
+      </w:r>
+      <w:r>
+        <w:rPr>
+          <w:rFonts w:ascii="Times New Roman" w:eastAsia="Times New Roman" w:hAnsi="Times New Roman" w:cs="Times New Roman"/>
+          <w:sz w:val="28"/>
+          <w:szCs w:val="28"/>
+        </w:rPr>
+        <w:t>дующий набор программ</w:t>
+      </w:r>
+      <w:r>
+        <w:rPr>
+          <w:rFonts w:ascii="Times New Roman" w:eastAsia="Times New Roman" w:hAnsi="Times New Roman" w:cs="Times New Roman"/>
+          <w:sz w:val="28"/>
+          <w:szCs w:val="28"/>
+        </w:rPr>
+        <w:t xml:space="preserve">: интерпретатор </w:t>
+      </w:r>
+      <w:proofErr w:type="gramStart"/>
+      <w:r>
+        <w:rPr>
+          <w:rFonts w:ascii="Times New Roman" w:eastAsia="Times New Roman" w:hAnsi="Times New Roman" w:cs="Times New Roman"/>
+          <w:sz w:val="28"/>
+          <w:szCs w:val="28"/>
+          <w:lang w:val="en-US"/>
+        </w:rPr>
+        <w:t>Python</w:t>
+      </w:r>
+      <w:r>
+        <w:rPr>
+          <w:rFonts w:ascii="Times New Roman" w:eastAsia="Times New Roman" w:hAnsi="Times New Roman" w:cs="Times New Roman"/>
+          <w:sz w:val="28"/>
+          <w:szCs w:val="28"/>
+        </w:rPr>
+        <w:t xml:space="preserve">,  </w:t>
+      </w:r>
+      <w:r>
+        <w:rPr>
+          <w:rFonts w:ascii="Times New Roman" w:eastAsia="Times New Roman" w:hAnsi="Times New Roman" w:cs="Times New Roman"/>
+          <w:sz w:val="28"/>
+          <w:szCs w:val="28"/>
+        </w:rPr>
+        <w:t>интегрированной</w:t>
+      </w:r>
+      <w:proofErr w:type="gramEnd"/>
+      <w:r>
+        <w:rPr>
+          <w:rFonts w:ascii="Times New Roman" w:eastAsia="Times New Roman" w:hAnsi="Times New Roman" w:cs="Times New Roman"/>
+          <w:sz w:val="28"/>
+          <w:szCs w:val="28"/>
+        </w:rPr>
+        <w:t xml:space="preserve"> среды разработки </w:t>
+      </w:r>
+      <w:proofErr w:type="spellStart"/>
+      <w:r>
+        <w:rPr>
+          <w:rFonts w:ascii="Times New Roman" w:eastAsia="Times New Roman" w:hAnsi="Times New Roman" w:cs="Times New Roman"/>
+          <w:sz w:val="28"/>
+          <w:szCs w:val="28"/>
+        </w:rPr>
+        <w:t>PyCharm</w:t>
+      </w:r>
+      <w:proofErr w:type="spellEnd"/>
+      <w:r>
+        <w:rPr>
+          <w:rFonts w:ascii="Times New Roman" w:eastAsia="Times New Roman" w:hAnsi="Times New Roman" w:cs="Times New Roman"/>
+          <w:sz w:val="28"/>
+          <w:szCs w:val="28"/>
+        </w:rPr>
+        <w:t xml:space="preserve"> </w:t>
+      </w:r>
+      <w:r>
+        <w:rPr>
+          <w:rFonts w:ascii="Times New Roman" w:eastAsia="Times New Roman" w:hAnsi="Times New Roman" w:cs="Times New Roman"/>
+          <w:sz w:val="28"/>
+          <w:szCs w:val="28"/>
+        </w:rPr>
+        <w:t xml:space="preserve">и система контроля версий </w:t>
+      </w:r>
+      <w:r>
+        <w:rPr>
+          <w:rFonts w:ascii="Times New Roman" w:eastAsia="Times New Roman" w:hAnsi="Times New Roman" w:cs="Times New Roman"/>
+          <w:sz w:val="28"/>
+          <w:szCs w:val="28"/>
+          <w:lang w:val="en-US"/>
+        </w:rPr>
+        <w:t>GIT</w:t>
+      </w:r>
+      <w:r>
+        <w:rPr>
+          <w:rFonts w:ascii="Times New Roman" w:eastAsia="Times New Roman" w:hAnsi="Times New Roman" w:cs="Times New Roman"/>
+          <w:sz w:val="28"/>
+          <w:szCs w:val="28"/>
+        </w:rPr>
+        <w:t>.</w:t>
+      </w:r>
+    </w:p>
+    <w:p>
+      <w:pPr>
+        <w:spacing w:after="0" w:line="360" w:lineRule="auto"/>
+        <w:ind w:firstLine="720"/>
+        <w:jc w:val="both"/>
+        <w:rPr>
+          <w:rFonts w:ascii="Times New Roman" w:eastAsia="Times New Roman" w:hAnsi="Times New Roman" w:cs="Times New Roman"/>
+          <w:sz w:val="28"/>
+          <w:szCs w:val="28"/>
+        </w:rPr>
+      </w:pPr>
+    </w:p>
+    <w:p>
+      <w:pPr>
+        <w:spacing w:after="0" w:line="360" w:lineRule="auto"/>
+        <w:ind w:firstLine="720"/>
+        <w:jc w:val="both"/>
+        <w:rPr>
+          <w:rFonts w:ascii="Times New Roman" w:eastAsia="Times New Roman" w:hAnsi="Times New Roman" w:cs="Times New Roman"/>
           <w:b/>
           <w:bCs/>
           <w:sz w:val="28"/>
           <w:szCs w:val="28"/>
         </w:rPr>
       </w:pPr>
+      <w:r>
+        <w:rPr>
+          <w:rFonts w:ascii="Times New Roman" w:eastAsia="Times New Roman" w:hAnsi="Times New Roman" w:cs="Times New Roman"/>
+          <w:b/>
+          <w:bCs/>
+          <w:sz w:val="28"/>
+          <w:szCs w:val="28"/>
+        </w:rPr>
+        <w:t>Установка интерпретатора Python 3.13.7</w:t>
+      </w:r>
     </w:p>
     <w:p>
       <w:pPr>
@@ -956,27 +1083,30 @@
         <w:jc w:val="both"/>
         <w:rPr>
           <w:rFonts w:ascii="Times New Roman" w:eastAsia="Times New Roman" w:hAnsi="Times New Roman" w:cs="Times New Roman"/>
-          <w:b/>
-          <w:bCs/>
-          <w:sz w:val="28"/>
-          <w:szCs w:val="28"/>
-        </w:rPr>
-      </w:pPr>
-      <w:r>
-        <w:rPr>
-          <w:rFonts w:ascii="Times New Roman" w:eastAsia="Times New Roman" w:hAnsi="Times New Roman" w:cs="Times New Roman"/>
-          <w:b/>
-          <w:bCs/>
-          <w:sz w:val="28"/>
-          <w:szCs w:val="28"/>
-        </w:rPr>
-        <w:t>1.</w:t>
-      </w:r>
-      <w:r>
-        <w:rPr>
-          <w:rFonts w:ascii="Times New Roman" w:eastAsia="Times New Roman" w:hAnsi="Times New Roman" w:cs="Times New Roman"/>
-          <w:b/>
-          <w:bCs/>
+          <w:sz w:val="28"/>
+          <w:szCs w:val="28"/>
+        </w:rPr>
+      </w:pPr>
+      <w:r>
+        <w:rPr>
+          <w:rFonts w:ascii="Times New Roman" w:eastAsia="Times New Roman" w:hAnsi="Times New Roman" w:cs="Times New Roman"/>
+          <w:sz w:val="28"/>
+          <w:szCs w:val="28"/>
+        </w:rPr>
+        <w:t xml:space="preserve">В рамках проекта предоставлялась возможность выбора между </w:t>
+      </w:r>
+      <w:r>
+        <w:rPr>
+          <w:rFonts w:ascii="Times New Roman" w:eastAsia="Times New Roman" w:hAnsi="Times New Roman" w:cs="Times New Roman"/>
+          <w:sz w:val="28"/>
+          <w:szCs w:val="28"/>
+          <w:lang w:val="en-US"/>
+        </w:rPr>
+        <w:t>PASCAL</w:t>
+      </w:r>
+      <w:r>
+        <w:rPr>
+          <w:rFonts w:ascii="Times New Roman" w:eastAsia="Times New Roman" w:hAnsi="Times New Roman" w:cs="Times New Roman"/>
           <w:sz w:val="28"/>
           <w:szCs w:val="28"/>
         </w:rPr>
@@ -985,22 +1115,186 @@
       <w:r>
         <w:rPr>
           <w:rFonts w:ascii="Times New Roman" w:eastAsia="Times New Roman" w:hAnsi="Times New Roman" w:cs="Times New Roman"/>
-          <w:b/>
-          <w:bCs/>
-          <w:sz w:val="28"/>
-          <w:szCs w:val="28"/>
-        </w:rPr>
-        <w:t>Установка интерпретатора Python 3.1</w:t>
-      </w:r>
-      <w:r>
-        <w:rPr>
-          <w:rFonts w:ascii="Times New Roman" w:eastAsia="Times New Roman" w:hAnsi="Times New Roman" w:cs="Times New Roman"/>
-          <w:b/>
-          <w:bCs/>
-          <w:sz w:val="28"/>
-          <w:szCs w:val="28"/>
-        </w:rPr>
-        <w:t>3.7</w:t>
+          <w:sz w:val="28"/>
+          <w:szCs w:val="28"/>
+          <w:lang w:val="en-US"/>
+        </w:rPr>
+        <w:t>ABC</w:t>
+      </w:r>
+      <w:r>
+        <w:rPr>
+          <w:rFonts w:ascii="Times New Roman" w:eastAsia="Times New Roman" w:hAnsi="Times New Roman" w:cs="Times New Roman"/>
+          <w:sz w:val="28"/>
+          <w:szCs w:val="28"/>
+        </w:rPr>
+        <w:t xml:space="preserve"> (</w:t>
+      </w:r>
+      <w:r>
+        <w:rPr>
+          <w:rFonts w:ascii="Times New Roman" w:eastAsia="Times New Roman" w:hAnsi="Times New Roman" w:cs="Times New Roman"/>
+          <w:sz w:val="28"/>
+          <w:szCs w:val="28"/>
+          <w:lang w:val="en-US"/>
+        </w:rPr>
+        <w:t>NET</w:t>
+      </w:r>
+      <w:r>
+        <w:rPr>
+          <w:rFonts w:ascii="Times New Roman" w:eastAsia="Times New Roman" w:hAnsi="Times New Roman" w:cs="Times New Roman"/>
+          <w:sz w:val="28"/>
+          <w:szCs w:val="28"/>
+        </w:rPr>
+        <w:t>)</w:t>
+      </w:r>
+      <w:r>
+        <w:rPr>
+          <w:rFonts w:ascii="Times New Roman" w:eastAsia="Times New Roman" w:hAnsi="Times New Roman" w:cs="Times New Roman"/>
+          <w:sz w:val="28"/>
+          <w:szCs w:val="28"/>
+        </w:rPr>
+        <w:t xml:space="preserve"> и </w:t>
+      </w:r>
+      <w:r>
+        <w:rPr>
+          <w:rFonts w:ascii="Times New Roman" w:eastAsia="Times New Roman" w:hAnsi="Times New Roman" w:cs="Times New Roman"/>
+          <w:sz w:val="28"/>
+          <w:szCs w:val="28"/>
+          <w:lang w:val="en-US"/>
+        </w:rPr>
+        <w:t>Python</w:t>
+      </w:r>
+      <w:r>
+        <w:rPr>
+          <w:rFonts w:ascii="Times New Roman" w:eastAsia="Times New Roman" w:hAnsi="Times New Roman" w:cs="Times New Roman"/>
+          <w:sz w:val="28"/>
+          <w:szCs w:val="28"/>
+        </w:rPr>
+        <w:t xml:space="preserve">. </w:t>
+      </w:r>
+      <w:r>
+        <w:rPr>
+          <w:rFonts w:ascii="Times New Roman" w:eastAsia="Times New Roman" w:hAnsi="Times New Roman" w:cs="Times New Roman"/>
+          <w:sz w:val="28"/>
+          <w:szCs w:val="28"/>
+        </w:rPr>
+        <w:t xml:space="preserve">Я выбрал </w:t>
+      </w:r>
+      <w:r>
+        <w:rPr>
+          <w:rFonts w:ascii="Times New Roman" w:eastAsia="Times New Roman" w:hAnsi="Times New Roman" w:cs="Times New Roman"/>
+          <w:sz w:val="28"/>
+          <w:szCs w:val="28"/>
+          <w:lang w:val="en-US"/>
+        </w:rPr>
+        <w:t>Python</w:t>
+      </w:r>
+      <w:r>
+        <w:rPr>
+          <w:rFonts w:ascii="Times New Roman" w:eastAsia="Times New Roman" w:hAnsi="Times New Roman" w:cs="Times New Roman"/>
+          <w:sz w:val="28"/>
+          <w:szCs w:val="28"/>
+        </w:rPr>
+        <w:t xml:space="preserve"> </w:t>
+      </w:r>
+      <w:r>
+        <w:rPr>
+          <w:rFonts w:ascii="Times New Roman" w:eastAsia="Times New Roman" w:hAnsi="Times New Roman" w:cs="Times New Roman"/>
+          <w:sz w:val="28"/>
+          <w:szCs w:val="28"/>
+        </w:rPr>
+        <w:t>и библиотеку «</w:t>
+      </w:r>
+      <w:proofErr w:type="spellStart"/>
+      <w:r>
+        <w:rPr>
+          <w:rFonts w:ascii="Times New Roman" w:eastAsia="Times New Roman" w:hAnsi="Times New Roman" w:cs="Times New Roman"/>
+          <w:sz w:val="28"/>
+          <w:szCs w:val="28"/>
+          <w:lang w:val="en-US"/>
+        </w:rPr>
+        <w:t>Tkinter</w:t>
+      </w:r>
+      <w:proofErr w:type="spellEnd"/>
+      <w:r>
+        <w:rPr>
+          <w:rFonts w:ascii="Times New Roman" w:eastAsia="Times New Roman" w:hAnsi="Times New Roman" w:cs="Times New Roman"/>
+          <w:sz w:val="28"/>
+          <w:szCs w:val="28"/>
+        </w:rPr>
+        <w:t>»</w:t>
+      </w:r>
+      <w:r>
+        <w:rPr>
+          <w:rFonts w:ascii="Times New Roman" w:eastAsia="Times New Roman" w:hAnsi="Times New Roman" w:cs="Times New Roman"/>
+          <w:sz w:val="28"/>
+          <w:szCs w:val="28"/>
+        </w:rPr>
+        <w:t xml:space="preserve"> </w:t>
+      </w:r>
+      <w:r>
+        <w:rPr>
+          <w:rFonts w:ascii="Times New Roman" w:eastAsia="Times New Roman" w:hAnsi="Times New Roman" w:cs="Times New Roman"/>
+          <w:sz w:val="28"/>
+          <w:szCs w:val="28"/>
+        </w:rPr>
+        <w:t xml:space="preserve">из его стандартного пакета. </w:t>
+      </w:r>
+      <w:r>
+        <w:rPr>
+          <w:rFonts w:ascii="Times New Roman" w:eastAsia="Times New Roman" w:hAnsi="Times New Roman" w:cs="Times New Roman"/>
+          <w:sz w:val="28"/>
+          <w:szCs w:val="28"/>
+          <w:lang w:val="en-US"/>
+        </w:rPr>
+        <w:t>Python</w:t>
+      </w:r>
+      <w:r>
+        <w:rPr>
+          <w:rFonts w:ascii="Times New Roman" w:eastAsia="Times New Roman" w:hAnsi="Times New Roman" w:cs="Times New Roman"/>
+          <w:sz w:val="28"/>
+          <w:szCs w:val="28"/>
+        </w:rPr>
+        <w:t xml:space="preserve"> </w:t>
+      </w:r>
+      <w:r>
+        <w:rPr>
+          <w:rFonts w:ascii="Times New Roman" w:eastAsia="Times New Roman" w:hAnsi="Times New Roman" w:cs="Times New Roman"/>
+          <w:sz w:val="28"/>
+          <w:szCs w:val="28"/>
+        </w:rPr>
+        <w:t>–</w:t>
+      </w:r>
+      <w:r>
+        <w:rPr>
+          <w:rFonts w:ascii="Times New Roman" w:eastAsia="Times New Roman" w:hAnsi="Times New Roman" w:cs="Times New Roman"/>
+          <w:sz w:val="28"/>
+          <w:szCs w:val="28"/>
+        </w:rPr>
+        <w:t xml:space="preserve"> </w:t>
+      </w:r>
+      <w:r>
+        <w:rPr>
+          <w:rFonts w:ascii="Times New Roman" w:eastAsia="Times New Roman" w:hAnsi="Times New Roman" w:cs="Times New Roman"/>
+          <w:sz w:val="28"/>
+          <w:szCs w:val="28"/>
+        </w:rPr>
+        <w:t>это и</w:t>
+      </w:r>
+      <w:r>
+        <w:rPr>
+          <w:rFonts w:ascii="Times New Roman" w:eastAsia="Times New Roman" w:hAnsi="Times New Roman" w:cs="Times New Roman"/>
+          <w:sz w:val="28"/>
+          <w:szCs w:val="28"/>
+        </w:rPr>
+        <w:t xml:space="preserve">нтерпретируемый </w:t>
+      </w:r>
+      <w:r>
+        <w:rPr>
+          <w:rFonts w:ascii="Times New Roman" w:eastAsia="Times New Roman" w:hAnsi="Times New Roman" w:cs="Times New Roman"/>
+          <w:sz w:val="28"/>
+          <w:szCs w:val="28"/>
+        </w:rPr>
+        <w:t>язык с динамической типизаций. Он отлично подойдет для реализации данного проекта.</w:t>
       </w:r>
     </w:p>
     <w:p>
@@ -1024,12 +1318,12 @@
       </w:r>
       <w:r>
         <w:rPr>
-          <w:rFonts w:ascii="Times New Roman" w:eastAsia="Times New Roman" w:hAnsi="Times New Roman" w:cs="Times New Roman"/>
-          <w:sz w:val="28"/>
-          <w:szCs w:val="28"/>
-          <w:vertAlign w:val="superscript"/>
-        </w:rPr>
-        <w:t>1</w:t>
+          <w:rStyle w:val="af4"/>
+          <w:rFonts w:ascii="Times New Roman" w:eastAsia="Times New Roman" w:hAnsi="Times New Roman" w:cs="Times New Roman"/>
+          <w:sz w:val="28"/>
+          <w:szCs w:val="28"/>
+        </w:rPr>
+        <w:footnoteReference w:id="1"/>
       </w:r>
       <w:r>
         <w:rPr>
@@ -1065,35 +1359,7 @@
           <w:sz w:val="28"/>
           <w:szCs w:val="28"/>
         </w:rPr>
-        <w:t xml:space="preserve"> Windows». Запустил скачанный установочный файл (например, python-3.</w:t>
-      </w:r>
-      <w:r>
-        <w:rPr>
-          <w:rStyle w:val="af4"/>
-          <w:rFonts w:ascii="Times New Roman" w:eastAsia="Times New Roman" w:hAnsi="Times New Roman" w:cs="Times New Roman"/>
-          <w:b/>
-          <w:sz w:val="28"/>
-          <w:szCs w:val="28"/>
-          <w:vertAlign w:val="baseline"/>
-        </w:rPr>
-        <w:footnoteReference w:id="1"/>
-      </w:r>
-      <w:r>
-        <w:rPr>
-          <w:rFonts w:ascii="Times New Roman" w:eastAsia="Times New Roman" w:hAnsi="Times New Roman" w:cs="Times New Roman"/>
-          <w:sz w:val="28"/>
-          <w:szCs w:val="28"/>
-          <w:lang w:val="en-US"/>
-        </w:rPr>
-        <w:t>3</w:t>
-      </w:r>
-      <w:r>
-        <w:rPr>
-          <w:rFonts w:ascii="Times New Roman" w:eastAsia="Times New Roman" w:hAnsi="Times New Roman" w:cs="Times New Roman"/>
-          <w:sz w:val="28"/>
-          <w:szCs w:val="28"/>
-        </w:rPr>
-        <w:t>.7.x-amd64.exe). На первом экране важно установить галочку «</w:t>
+        <w:t xml:space="preserve"> Windows». Запустил скачанный установочный файл (например, python-3.13.7.x-amd64.exe). На первом экране важно установить галочку «</w:t>
       </w:r>
       <w:proofErr w:type="spellStart"/>
       <w:r>
@@ -1348,6 +1614,24 @@
     </w:p>
     <w:p>
       <w:pPr>
+        <w:spacing w:after="0" w:line="240" w:lineRule="auto"/>
+        <w:rPr>
+          <w:rFonts w:ascii="Times New Roman" w:eastAsia="Times New Roman" w:hAnsi="Times New Roman" w:cs="Times New Roman"/>
+          <w:sz w:val="28"/>
+          <w:szCs w:val="28"/>
+        </w:rPr>
+      </w:pPr>
+      <w:r>
+        <w:rPr>
+          <w:rFonts w:ascii="Times New Roman" w:eastAsia="Times New Roman" w:hAnsi="Times New Roman" w:cs="Times New Roman"/>
+          <w:sz w:val="28"/>
+          <w:szCs w:val="28"/>
+        </w:rPr>
+        <w:br w:type="page"/>
+      </w:r>
+    </w:p>
+    <w:p>
+      <w:pPr>
         <w:spacing w:after="0" w:line="360" w:lineRule="auto"/>
         <w:jc w:val="both"/>
         <w:rPr>
@@ -1363,6 +1647,7 @@
           <w:sz w:val="28"/>
           <w:szCs w:val="28"/>
         </w:rPr>
+        <w:lastRenderedPageBreak/>
         <w:drawing>
           <wp:inline distT="0" distB="0" distL="0" distR="0" wp14:anchorId="49D583C1" wp14:editId="0D39A4D3">
             <wp:extent cx="5908145" cy="733425"/>
@@ -1404,7 +1689,6 @@
       <w:pPr>
         <w:pStyle w:val="aa"/>
         <w:spacing w:before="0" w:after="0" w:line="360" w:lineRule="auto"/>
-        <w:ind w:firstLine="720"/>
         <w:jc w:val="center"/>
         <w:rPr>
           <w:rFonts w:ascii="Times New Roman" w:eastAsia="Times New Roman" w:hAnsi="Times New Roman" w:cs="Times New Roman"/>
@@ -1470,7 +1754,7 @@
           <w:sz w:val="28"/>
           <w:szCs w:val="28"/>
         </w:rPr>
-        <w:t xml:space="preserve">2. Установка интегрированной среды разработки </w:t>
+        <w:t xml:space="preserve">Установка интегрированной среды разработки </w:t>
       </w:r>
       <w:proofErr w:type="spellStart"/>
       <w:r>
@@ -1502,24 +1786,16 @@
           <w:sz w:val="28"/>
           <w:szCs w:val="28"/>
         </w:rPr>
-        <w:t>Я п</w:t>
-      </w:r>
-      <w:r>
-        <w:rPr>
-          <w:rFonts w:ascii="Times New Roman" w:eastAsia="Times New Roman" w:hAnsi="Times New Roman" w:cs="Times New Roman"/>
-          <w:sz w:val="28"/>
-          <w:szCs w:val="28"/>
-        </w:rPr>
-        <w:t>ерешёл на официальный сайт JetBrains</w:t>
-      </w:r>
-      <w:r>
-        <w:rPr>
-          <w:rFonts w:ascii="Times New Roman" w:eastAsia="Times New Roman" w:hAnsi="Times New Roman" w:cs="Times New Roman"/>
-          <w:sz w:val="28"/>
-          <w:szCs w:val="28"/>
-          <w:vertAlign w:val="superscript"/>
-        </w:rPr>
-        <w:t>2</w:t>
+        <w:t xml:space="preserve">Интегрированная среда разработка </w:t>
+      </w:r>
+      <w:r>
+        <w:rPr>
+          <w:rFonts w:ascii="Times New Roman" w:eastAsia="Times New Roman" w:hAnsi="Times New Roman" w:cs="Times New Roman"/>
+          <w:sz w:val="28"/>
+          <w:szCs w:val="28"/>
+          <w:lang w:val="en-US"/>
+        </w:rPr>
+        <w:t>PyCharm</w:t>
       </w:r>
       <w:r>
         <w:rPr>
@@ -1535,33 +1811,7 @@
           <w:sz w:val="28"/>
           <w:szCs w:val="28"/>
         </w:rPr>
-        <w:t>и</w:t>
-      </w:r>
-      <w:r>
-        <w:rPr>
-          <w:rFonts w:ascii="Times New Roman" w:eastAsia="Times New Roman" w:hAnsi="Times New Roman" w:cs="Times New Roman"/>
-          <w:sz w:val="28"/>
-          <w:szCs w:val="28"/>
-        </w:rPr>
-        <w:t xml:space="preserve"> нажал кнопку «</w:t>
-      </w:r>
-      <w:proofErr w:type="spellStart"/>
-      <w:r>
-        <w:rPr>
-          <w:rFonts w:ascii="Times New Roman" w:eastAsia="Times New Roman" w:hAnsi="Times New Roman" w:cs="Times New Roman"/>
-          <w:sz w:val="28"/>
-          <w:szCs w:val="28"/>
-        </w:rPr>
-        <w:t>Download</w:t>
-      </w:r>
-      <w:proofErr w:type="spellEnd"/>
-      <w:r>
-        <w:rPr>
-          <w:rFonts w:ascii="Times New Roman" w:eastAsia="Times New Roman" w:hAnsi="Times New Roman" w:cs="Times New Roman"/>
-          <w:sz w:val="28"/>
-          <w:szCs w:val="28"/>
-        </w:rPr>
-        <w:t>» на странице загрузок.</w:t>
+        <w:t>–</w:t>
       </w:r>
       <w:r>
         <w:rPr>
@@ -1577,145 +1827,60 @@
           <w:sz w:val="28"/>
           <w:szCs w:val="28"/>
         </w:rPr>
-        <w:t>Скачал</w:t>
-      </w:r>
-      <w:r>
-        <w:rPr>
-          <w:rFonts w:ascii="Times New Roman" w:eastAsia="Times New Roman" w:hAnsi="Times New Roman" w:cs="Times New Roman"/>
-          <w:sz w:val="28"/>
-          <w:szCs w:val="28"/>
-        </w:rPr>
-        <w:t xml:space="preserve"> </w:t>
-      </w:r>
-      <w:r>
-        <w:rPr>
-          <w:rFonts w:ascii="Times New Roman" w:eastAsia="Times New Roman" w:hAnsi="Times New Roman" w:cs="Times New Roman"/>
-          <w:sz w:val="28"/>
-          <w:szCs w:val="28"/>
-        </w:rPr>
-        <w:t xml:space="preserve">бесплатную версию </w:t>
-      </w:r>
-      <w:r>
-        <w:rPr>
-          <w:rFonts w:ascii="Times New Roman" w:eastAsia="Times New Roman" w:hAnsi="Times New Roman" w:cs="Times New Roman"/>
-          <w:sz w:val="28"/>
-          <w:szCs w:val="28"/>
-        </w:rPr>
-        <w:t>«</w:t>
-      </w:r>
-      <w:proofErr w:type="spellStart"/>
-      <w:r>
-        <w:rPr>
-          <w:rFonts w:ascii="Times New Roman" w:eastAsia="Times New Roman" w:hAnsi="Times New Roman" w:cs="Times New Roman"/>
-          <w:sz w:val="28"/>
-          <w:szCs w:val="28"/>
-        </w:rPr>
-        <w:t>PyCharm</w:t>
-      </w:r>
-      <w:proofErr w:type="spellEnd"/>
-      <w:r>
-        <w:rPr>
-          <w:rFonts w:ascii="Times New Roman" w:eastAsia="Times New Roman" w:hAnsi="Times New Roman" w:cs="Times New Roman"/>
-          <w:sz w:val="28"/>
-          <w:szCs w:val="28"/>
-        </w:rPr>
-        <w:t xml:space="preserve"> Community</w:t>
-      </w:r>
-      <w:r>
-        <w:rPr>
-          <w:rFonts w:ascii="Times New Roman" w:eastAsia="Times New Roman" w:hAnsi="Times New Roman" w:cs="Times New Roman"/>
-          <w:sz w:val="28"/>
-          <w:szCs w:val="28"/>
-        </w:rPr>
-        <w:t>»</w:t>
-      </w:r>
-      <w:r>
-        <w:rPr>
-          <w:rFonts w:ascii="Times New Roman" w:eastAsia="Times New Roman" w:hAnsi="Times New Roman" w:cs="Times New Roman"/>
-          <w:sz w:val="28"/>
-          <w:szCs w:val="28"/>
-        </w:rPr>
-        <w:t>. Этой версии достаточно для обучения и написания небольших программ.</w:t>
-      </w:r>
-      <w:r>
-        <w:rPr>
-          <w:rFonts w:ascii="Times New Roman" w:eastAsia="Times New Roman" w:hAnsi="Times New Roman" w:cs="Times New Roman"/>
-          <w:sz w:val="28"/>
-          <w:szCs w:val="28"/>
-        </w:rPr>
-        <w:t xml:space="preserve"> Дальше я з</w:t>
-      </w:r>
-      <w:r>
-        <w:rPr>
-          <w:rFonts w:ascii="Times New Roman" w:eastAsia="Times New Roman" w:hAnsi="Times New Roman" w:cs="Times New Roman"/>
-          <w:sz w:val="28"/>
-          <w:szCs w:val="28"/>
-        </w:rPr>
-        <w:t xml:space="preserve">апустил установщик </w:t>
-      </w:r>
-      <w:r>
-        <w:rPr>
-          <w:rFonts w:ascii="Times New Roman" w:eastAsia="Times New Roman" w:hAnsi="Times New Roman" w:cs="Times New Roman"/>
-          <w:sz w:val="28"/>
-          <w:szCs w:val="28"/>
-        </w:rPr>
-        <w:t>«</w:t>
-      </w:r>
-      <w:r>
-        <w:rPr>
-          <w:rFonts w:ascii="Times New Roman" w:eastAsia="Times New Roman" w:hAnsi="Times New Roman" w:cs="Times New Roman"/>
-          <w:sz w:val="28"/>
-          <w:szCs w:val="28"/>
-        </w:rPr>
-        <w:t>pycharm-community.exe</w:t>
-      </w:r>
-      <w:r>
-        <w:rPr>
-          <w:rFonts w:ascii="Times New Roman" w:eastAsia="Times New Roman" w:hAnsi="Times New Roman" w:cs="Times New Roman"/>
-          <w:sz w:val="28"/>
-          <w:szCs w:val="28"/>
-        </w:rPr>
-        <w:t>»</w:t>
-      </w:r>
-      <w:r>
-        <w:rPr>
-          <w:rFonts w:ascii="Times New Roman" w:eastAsia="Times New Roman" w:hAnsi="Times New Roman" w:cs="Times New Roman"/>
-          <w:sz w:val="28"/>
-          <w:szCs w:val="28"/>
-        </w:rPr>
-        <w:t>.</w:t>
-      </w:r>
-      <w:r>
-        <w:rPr>
-          <w:rFonts w:ascii="Times New Roman" w:eastAsia="Times New Roman" w:hAnsi="Times New Roman" w:cs="Times New Roman"/>
-          <w:sz w:val="28"/>
-          <w:szCs w:val="28"/>
-        </w:rPr>
-        <w:t xml:space="preserve"> Дальше я просто с</w:t>
-      </w:r>
-      <w:r>
-        <w:rPr>
-          <w:rFonts w:ascii="Times New Roman" w:eastAsia="Times New Roman" w:hAnsi="Times New Roman" w:cs="Times New Roman"/>
-          <w:sz w:val="28"/>
-          <w:szCs w:val="28"/>
-        </w:rPr>
-        <w:t>ледовал шагам мастера установки</w:t>
-      </w:r>
-      <w:r>
-        <w:rPr>
-          <w:rFonts w:ascii="Times New Roman" w:eastAsia="Times New Roman" w:hAnsi="Times New Roman" w:cs="Times New Roman"/>
-          <w:sz w:val="28"/>
-          <w:szCs w:val="28"/>
-        </w:rPr>
-        <w:t xml:space="preserve">, </w:t>
-      </w:r>
-      <w:r>
-        <w:rPr>
-          <w:rFonts w:ascii="Times New Roman" w:eastAsia="Times New Roman" w:hAnsi="Times New Roman" w:cs="Times New Roman"/>
-          <w:sz w:val="28"/>
-          <w:szCs w:val="28"/>
-        </w:rPr>
-        <w:t>там всё предельно просто</w:t>
+        <w:t xml:space="preserve">готовый набор инструментов, который максимально оперативно позволяет создать виртуальное окружение и активировать его, а </w:t>
+      </w:r>
+      <w:proofErr w:type="gramStart"/>
+      <w:r>
+        <w:rPr>
+          <w:rFonts w:ascii="Times New Roman" w:eastAsia="Times New Roman" w:hAnsi="Times New Roman" w:cs="Times New Roman"/>
+          <w:sz w:val="28"/>
+          <w:szCs w:val="28"/>
+        </w:rPr>
+        <w:t>так же</w:t>
+      </w:r>
+      <w:proofErr w:type="gramEnd"/>
+      <w:r>
+        <w:rPr>
+          <w:rFonts w:ascii="Times New Roman" w:eastAsia="Times New Roman" w:hAnsi="Times New Roman" w:cs="Times New Roman"/>
+          <w:sz w:val="28"/>
+          <w:szCs w:val="28"/>
+        </w:rPr>
+        <w:t xml:space="preserve"> в базе имеет все нужные инструменты для написания</w:t>
+      </w:r>
+      <w:r>
+        <w:rPr>
+          <w:rFonts w:ascii="Times New Roman" w:eastAsia="Times New Roman" w:hAnsi="Times New Roman" w:cs="Times New Roman"/>
+          <w:sz w:val="28"/>
+          <w:szCs w:val="28"/>
+        </w:rPr>
+        <w:t xml:space="preserve">, как </w:t>
+      </w:r>
+      <w:proofErr w:type="gramStart"/>
+      <w:r>
+        <w:rPr>
+          <w:rFonts w:ascii="Times New Roman" w:eastAsia="Times New Roman" w:hAnsi="Times New Roman" w:cs="Times New Roman"/>
+          <w:sz w:val="28"/>
+          <w:szCs w:val="28"/>
+        </w:rPr>
+        <w:t>простых</w:t>
+      </w:r>
+      <w:proofErr w:type="gramEnd"/>
+      <w:r>
+        <w:rPr>
+          <w:rFonts w:ascii="Times New Roman" w:eastAsia="Times New Roman" w:hAnsi="Times New Roman" w:cs="Times New Roman"/>
+          <w:sz w:val="28"/>
+          <w:szCs w:val="28"/>
+        </w:rPr>
+        <w:t xml:space="preserve"> так и сложных проектов на </w:t>
+      </w:r>
+      <w:r>
+        <w:rPr>
+          <w:rFonts w:ascii="Times New Roman" w:eastAsia="Times New Roman" w:hAnsi="Times New Roman" w:cs="Times New Roman"/>
+          <w:sz w:val="28"/>
+          <w:szCs w:val="28"/>
+          <w:lang w:val="en-US"/>
+        </w:rPr>
+        <w:t>Python</w:t>
       </w:r>
       <w:r>
         <w:rPr>
@@ -1743,7 +1908,213 @@
           <w:sz w:val="28"/>
           <w:szCs w:val="28"/>
         </w:rPr>
-        <w:lastRenderedPageBreak/>
+        <w:t>Я п</w:t>
+      </w:r>
+      <w:r>
+        <w:rPr>
+          <w:rFonts w:ascii="Times New Roman" w:eastAsia="Times New Roman" w:hAnsi="Times New Roman" w:cs="Times New Roman"/>
+          <w:sz w:val="28"/>
+          <w:szCs w:val="28"/>
+        </w:rPr>
+        <w:t xml:space="preserve">ерешёл на официальный сайт </w:t>
+      </w:r>
+      <w:proofErr w:type="spellStart"/>
+      <w:r>
+        <w:rPr>
+          <w:rFonts w:ascii="Times New Roman" w:eastAsia="Times New Roman" w:hAnsi="Times New Roman" w:cs="Times New Roman"/>
+          <w:sz w:val="28"/>
+          <w:szCs w:val="28"/>
+        </w:rPr>
+        <w:t>JetBrains</w:t>
+      </w:r>
+      <w:proofErr w:type="spellEnd"/>
+      <w:r>
+        <w:rPr>
+          <w:rStyle w:val="af4"/>
+          <w:rFonts w:ascii="Times New Roman" w:eastAsia="Times New Roman" w:hAnsi="Times New Roman" w:cs="Times New Roman"/>
+          <w:sz w:val="28"/>
+          <w:szCs w:val="28"/>
+        </w:rPr>
+        <w:footnoteReference w:id="2"/>
+      </w:r>
+      <w:r>
+        <w:rPr>
+          <w:rFonts w:ascii="Times New Roman" w:eastAsia="Times New Roman" w:hAnsi="Times New Roman" w:cs="Times New Roman"/>
+          <w:sz w:val="28"/>
+          <w:szCs w:val="28"/>
+        </w:rPr>
+        <w:t xml:space="preserve"> </w:t>
+      </w:r>
+      <w:r>
+        <w:rPr>
+          <w:rFonts w:ascii="Times New Roman" w:eastAsia="Times New Roman" w:hAnsi="Times New Roman" w:cs="Times New Roman"/>
+          <w:sz w:val="28"/>
+          <w:szCs w:val="28"/>
+        </w:rPr>
+        <w:t>и нажал кнопку «Download» на странице загрузок.</w:t>
+      </w:r>
+      <w:r>
+        <w:rPr>
+          <w:rFonts w:ascii="Times New Roman" w:eastAsia="Times New Roman" w:hAnsi="Times New Roman" w:cs="Times New Roman"/>
+          <w:sz w:val="28"/>
+          <w:szCs w:val="28"/>
+        </w:rPr>
+        <w:t xml:space="preserve"> </w:t>
+      </w:r>
+      <w:r>
+        <w:rPr>
+          <w:rFonts w:ascii="Times New Roman" w:eastAsia="Times New Roman" w:hAnsi="Times New Roman" w:cs="Times New Roman"/>
+          <w:sz w:val="28"/>
+          <w:szCs w:val="28"/>
+        </w:rPr>
+        <w:t>Скачал</w:t>
+      </w:r>
+      <w:r>
+        <w:rPr>
+          <w:rFonts w:ascii="Times New Roman" w:eastAsia="Times New Roman" w:hAnsi="Times New Roman" w:cs="Times New Roman"/>
+          <w:sz w:val="28"/>
+          <w:szCs w:val="28"/>
+        </w:rPr>
+        <w:t xml:space="preserve"> </w:t>
+      </w:r>
+      <w:r>
+        <w:rPr>
+          <w:rFonts w:ascii="Times New Roman" w:eastAsia="Times New Roman" w:hAnsi="Times New Roman" w:cs="Times New Roman"/>
+          <w:sz w:val="28"/>
+          <w:szCs w:val="28"/>
+        </w:rPr>
+        <w:t xml:space="preserve">бесплатную версию </w:t>
+      </w:r>
+      <w:r>
+        <w:rPr>
+          <w:rFonts w:ascii="Times New Roman" w:eastAsia="Times New Roman" w:hAnsi="Times New Roman" w:cs="Times New Roman"/>
+          <w:sz w:val="28"/>
+          <w:szCs w:val="28"/>
+        </w:rPr>
+        <w:t>«</w:t>
+      </w:r>
+      <w:r>
+        <w:rPr>
+          <w:rFonts w:ascii="Times New Roman" w:eastAsia="Times New Roman" w:hAnsi="Times New Roman" w:cs="Times New Roman"/>
+          <w:sz w:val="28"/>
+          <w:szCs w:val="28"/>
+        </w:rPr>
+        <w:t>PyCharm Community</w:t>
+      </w:r>
+      <w:r>
+        <w:rPr>
+          <w:rFonts w:ascii="Times New Roman" w:eastAsia="Times New Roman" w:hAnsi="Times New Roman" w:cs="Times New Roman"/>
+          <w:sz w:val="28"/>
+          <w:szCs w:val="28"/>
+        </w:rPr>
+        <w:t>»</w:t>
+      </w:r>
+      <w:r>
+        <w:rPr>
+          <w:rFonts w:ascii="Times New Roman" w:eastAsia="Times New Roman" w:hAnsi="Times New Roman" w:cs="Times New Roman"/>
+          <w:sz w:val="28"/>
+          <w:szCs w:val="28"/>
+        </w:rPr>
+        <w:t>. Этой версии достаточно для обучения и написания небольших программ.</w:t>
+      </w:r>
+      <w:r>
+        <w:rPr>
+          <w:rFonts w:ascii="Times New Roman" w:eastAsia="Times New Roman" w:hAnsi="Times New Roman" w:cs="Times New Roman"/>
+          <w:sz w:val="28"/>
+          <w:szCs w:val="28"/>
+        </w:rPr>
+        <w:t xml:space="preserve"> Дальше я з</w:t>
+      </w:r>
+      <w:r>
+        <w:rPr>
+          <w:rFonts w:ascii="Times New Roman" w:eastAsia="Times New Roman" w:hAnsi="Times New Roman" w:cs="Times New Roman"/>
+          <w:sz w:val="28"/>
+          <w:szCs w:val="28"/>
+        </w:rPr>
+        <w:t xml:space="preserve">апустил установщик </w:t>
+      </w:r>
+      <w:r>
+        <w:rPr>
+          <w:rFonts w:ascii="Times New Roman" w:eastAsia="Times New Roman" w:hAnsi="Times New Roman" w:cs="Times New Roman"/>
+          <w:sz w:val="28"/>
+          <w:szCs w:val="28"/>
+        </w:rPr>
+        <w:t>«</w:t>
+      </w:r>
+      <w:r>
+        <w:rPr>
+          <w:rFonts w:ascii="Times New Roman" w:eastAsia="Times New Roman" w:hAnsi="Times New Roman" w:cs="Times New Roman"/>
+          <w:sz w:val="28"/>
+          <w:szCs w:val="28"/>
+        </w:rPr>
+        <w:t>pycharm-community.exe</w:t>
+      </w:r>
+      <w:r>
+        <w:rPr>
+          <w:rFonts w:ascii="Times New Roman" w:eastAsia="Times New Roman" w:hAnsi="Times New Roman" w:cs="Times New Roman"/>
+          <w:sz w:val="28"/>
+          <w:szCs w:val="28"/>
+        </w:rPr>
+        <w:t>»</w:t>
+      </w:r>
+      <w:r>
+        <w:rPr>
+          <w:rFonts w:ascii="Times New Roman" w:eastAsia="Times New Roman" w:hAnsi="Times New Roman" w:cs="Times New Roman"/>
+          <w:sz w:val="28"/>
+          <w:szCs w:val="28"/>
+        </w:rPr>
+        <w:t>.</w:t>
+      </w:r>
+      <w:r>
+        <w:rPr>
+          <w:rFonts w:ascii="Times New Roman" w:eastAsia="Times New Roman" w:hAnsi="Times New Roman" w:cs="Times New Roman"/>
+          <w:sz w:val="28"/>
+          <w:szCs w:val="28"/>
+        </w:rPr>
+        <w:t xml:space="preserve"> Дальше я просто с</w:t>
+      </w:r>
+      <w:r>
+        <w:rPr>
+          <w:rFonts w:ascii="Times New Roman" w:eastAsia="Times New Roman" w:hAnsi="Times New Roman" w:cs="Times New Roman"/>
+          <w:sz w:val="28"/>
+          <w:szCs w:val="28"/>
+        </w:rPr>
+        <w:t>ледовал шагам мастера установки</w:t>
+      </w:r>
+      <w:r>
+        <w:rPr>
+          <w:rFonts w:ascii="Times New Roman" w:eastAsia="Times New Roman" w:hAnsi="Times New Roman" w:cs="Times New Roman"/>
+          <w:sz w:val="28"/>
+          <w:szCs w:val="28"/>
+        </w:rPr>
+        <w:t>, там всё предельно просто</w:t>
+      </w:r>
+      <w:r>
+        <w:rPr>
+          <w:rFonts w:ascii="Times New Roman" w:eastAsia="Times New Roman" w:hAnsi="Times New Roman" w:cs="Times New Roman"/>
+          <w:sz w:val="28"/>
+          <w:szCs w:val="28"/>
+        </w:rPr>
+        <w:t>.</w:t>
+      </w:r>
+    </w:p>
+    <w:p>
+      <w:pPr>
+        <w:spacing w:after="0" w:line="360" w:lineRule="auto"/>
+        <w:ind w:firstLine="720"/>
+        <w:jc w:val="both"/>
+        <w:rPr>
+          <w:rFonts w:ascii="Times New Roman" w:eastAsia="Times New Roman" w:hAnsi="Times New Roman" w:cs="Times New Roman"/>
+          <w:sz w:val="28"/>
+          <w:szCs w:val="28"/>
+        </w:rPr>
+      </w:pPr>
+      <w:r>
+        <w:rPr>
+          <w:rFonts w:ascii="Times New Roman" w:eastAsia="Times New Roman" w:hAnsi="Times New Roman" w:cs="Times New Roman"/>
+          <w:sz w:val="28"/>
+          <w:szCs w:val="28"/>
+        </w:rPr>
         <w:t>Дальше я начал проверять его.</w:t>
       </w:r>
       <w:r>
@@ -2181,6 +2552,7 @@
           <w:sz w:val="28"/>
           <w:szCs w:val="28"/>
         </w:rPr>
+        <w:lastRenderedPageBreak/>
         <w:drawing>
           <wp:inline distT="0" distB="0" distL="0" distR="0" wp14:anchorId="57C36C18" wp14:editId="7A6A2792">
             <wp:extent cx="5936093" cy="866775"/>
@@ -2222,7 +2594,6 @@
       <w:pPr>
         <w:pStyle w:val="aa"/>
         <w:spacing w:before="0" w:after="0" w:line="360" w:lineRule="auto"/>
-        <w:ind w:firstLine="720"/>
         <w:jc w:val="center"/>
         <w:rPr>
           <w:rFonts w:ascii="Times New Roman" w:eastAsia="Times New Roman" w:hAnsi="Times New Roman" w:cs="Times New Roman"/>
@@ -2236,42 +2607,27 @@
           <w:i w:val="0"/>
           <w:iCs w:val="0"/>
         </w:rPr>
-        <w:t xml:space="preserve">Рисунок </w:t>
-      </w:r>
-      <w:r>
-        <w:rPr>
-          <w:rFonts w:ascii="Times New Roman" w:hAnsi="Times New Roman" w:cs="Times New Roman"/>
+        <w:t>Рисунок 2</w:t>
+      </w:r>
+      <w:r>
+        <w:rPr>
+          <w:rFonts w:ascii="Times New Roman" w:eastAsia="Times New Roman" w:hAnsi="Times New Roman" w:cs="Times New Roman"/>
           <w:i w:val="0"/>
           <w:iCs w:val="0"/>
         </w:rPr>
-        <w:t>2</w:t>
-      </w:r>
-      <w:r>
+        <w:t xml:space="preserve"> – Проверка состояния виртуального окружения</w:t>
+      </w:r>
+    </w:p>
+    <w:p>
+      <w:pPr>
+        <w:pStyle w:val="aa"/>
+        <w:spacing w:before="0" w:after="0" w:line="360" w:lineRule="auto"/>
+        <w:jc w:val="center"/>
         <w:rPr>
           <w:rFonts w:ascii="Times New Roman" w:eastAsia="Times New Roman" w:hAnsi="Times New Roman" w:cs="Times New Roman"/>
           <w:i w:val="0"/>
           <w:iCs w:val="0"/>
         </w:rPr>
-        <w:t xml:space="preserve"> – </w:t>
-      </w:r>
-      <w:r>
-        <w:rPr>
-          <w:rFonts w:ascii="Times New Roman" w:eastAsia="Times New Roman" w:hAnsi="Times New Roman" w:cs="Times New Roman"/>
-          <w:i w:val="0"/>
-          <w:iCs w:val="0"/>
-        </w:rPr>
-        <w:t>Проверка состояния виртуального окружения</w:t>
-      </w:r>
-    </w:p>
-    <w:p>
-      <w:pPr>
-        <w:spacing w:after="0" w:line="360" w:lineRule="auto"/>
-        <w:jc w:val="both"/>
-        <w:rPr>
-          <w:rFonts w:ascii="Times New Roman" w:eastAsia="Times New Roman" w:hAnsi="Times New Roman" w:cs="Times New Roman"/>
-          <w:sz w:val="28"/>
-          <w:szCs w:val="28"/>
-        </w:rPr>
       </w:pPr>
     </w:p>
     <w:p>
@@ -2295,7 +2651,7 @@
           <w:sz w:val="28"/>
           <w:szCs w:val="28"/>
         </w:rPr>
-        <w:t xml:space="preserve">3. Установка системы контроля версий </w:t>
+        <w:t xml:space="preserve">Установка системы контроля версий </w:t>
       </w:r>
       <w:proofErr w:type="spellStart"/>
       <w:r>
@@ -2327,6 +2683,26 @@
           <w:sz w:val="28"/>
           <w:szCs w:val="28"/>
         </w:rPr>
+        <w:t xml:space="preserve">Что и для чего? </w:t>
+      </w:r>
+    </w:p>
+    <w:p>
+      <w:pPr>
+        <w:spacing w:after="0" w:line="360" w:lineRule="auto"/>
+        <w:ind w:firstLine="720"/>
+        <w:jc w:val="both"/>
+        <w:rPr>
+          <w:rFonts w:ascii="Times New Roman" w:eastAsia="Times New Roman" w:hAnsi="Times New Roman" w:cs="Times New Roman"/>
+          <w:sz w:val="28"/>
+          <w:szCs w:val="28"/>
+        </w:rPr>
+      </w:pPr>
+      <w:r>
+        <w:rPr>
+          <w:rFonts w:ascii="Times New Roman" w:eastAsia="Times New Roman" w:hAnsi="Times New Roman" w:cs="Times New Roman"/>
+          <w:sz w:val="28"/>
+          <w:szCs w:val="28"/>
+        </w:rPr>
         <w:t>Я п</w:t>
       </w:r>
       <w:r>
@@ -2347,30 +2723,28 @@
       </w:r>
       <w:r>
         <w:rPr>
-          <w:rFonts w:ascii="Times New Roman" w:eastAsia="Times New Roman" w:hAnsi="Times New Roman" w:cs="Times New Roman"/>
-          <w:sz w:val="28"/>
-          <w:szCs w:val="28"/>
-          <w:vertAlign w:val="superscript"/>
-        </w:rPr>
-        <w:t>3</w:t>
-      </w:r>
-      <w:r>
-        <w:rPr>
-          <w:rFonts w:ascii="Times New Roman" w:eastAsia="Times New Roman" w:hAnsi="Times New Roman" w:cs="Times New Roman"/>
-          <w:sz w:val="28"/>
-          <w:szCs w:val="28"/>
-        </w:rPr>
-        <w:t xml:space="preserve"> и на </w:t>
-      </w:r>
-      <w:r>
-        <w:rPr>
           <w:rStyle w:val="af4"/>
           <w:rFonts w:ascii="Times New Roman" w:eastAsia="Times New Roman" w:hAnsi="Times New Roman" w:cs="Times New Roman"/>
           <w:sz w:val="28"/>
           <w:szCs w:val="28"/>
-          <w:vertAlign w:val="baseline"/>
-        </w:rPr>
-        <w:footnoteReference w:id="2"/>
+        </w:rPr>
+        <w:footnoteReference w:id="3"/>
+      </w:r>
+      <w:r>
+        <w:rPr>
+          <w:rFonts w:ascii="Times New Roman" w:eastAsia="Times New Roman" w:hAnsi="Times New Roman" w:cs="Times New Roman"/>
+          <w:sz w:val="28"/>
+          <w:szCs w:val="28"/>
+        </w:rPr>
+        <w:t xml:space="preserve"> и </w:t>
+      </w:r>
+      <w:r>
+        <w:rPr>
+          <w:rFonts w:ascii="Times New Roman" w:eastAsia="Times New Roman" w:hAnsi="Times New Roman" w:cs="Times New Roman"/>
+          <w:sz w:val="28"/>
+          <w:szCs w:val="28"/>
+        </w:rPr>
+        <w:t>на</w:t>
       </w:r>
       <w:r>
         <w:rPr>
@@ -2788,9 +3162,9 @@
         </w:rPr>
         <w:lastRenderedPageBreak/>
         <w:drawing>
-          <wp:inline distT="0" distB="0" distL="0" distR="0" wp14:anchorId="5D24C9C9" wp14:editId="210A58F9">
-            <wp:extent cx="5885452" cy="4762795"/>
-            <wp:effectExtent l="0" t="0" r="1270" b="0"/>
+          <wp:inline distT="0" distB="0" distL="0" distR="0" wp14:anchorId="5D24C9C9" wp14:editId="1430A1D4">
+            <wp:extent cx="5943600" cy="4809852"/>
+            <wp:effectExtent l="0" t="0" r="0" b="0"/>
             <wp:docPr id="1271719370" name="Рисунок 1"/>
             <wp:cNvGraphicFramePr>
               <a:graphicFrameLocks xmlns:a="http://schemas.openxmlformats.org/drawingml/2006/main" noChangeAspect="1"/>
@@ -2811,7 +3185,7 @@
                   <pic:spPr>
                     <a:xfrm>
                       <a:off x="0" y="0"/>
-                      <a:ext cx="5913647" cy="4785611"/>
+                      <a:ext cx="6004383" cy="4859041"/>
                     </a:xfrm>
                     <a:prstGeom prst="rect">
                       <a:avLst/>
@@ -2828,7 +3202,6 @@
       <w:pPr>
         <w:pStyle w:val="aa"/>
         <w:spacing w:before="0" w:after="0" w:line="360" w:lineRule="auto"/>
-        <w:ind w:firstLine="720"/>
         <w:jc w:val="center"/>
         <w:rPr>
           <w:rFonts w:ascii="Times New Roman" w:eastAsia="Times New Roman" w:hAnsi="Times New Roman" w:cs="Times New Roman"/>
@@ -2858,15 +3231,7 @@
           <w:i w:val="0"/>
           <w:iCs w:val="0"/>
         </w:rPr>
-        <w:t xml:space="preserve"> – </w:t>
-      </w:r>
-      <w:r>
-        <w:rPr>
-          <w:rFonts w:ascii="Times New Roman" w:eastAsia="Times New Roman" w:hAnsi="Times New Roman" w:cs="Times New Roman"/>
-          <w:i w:val="0"/>
-          <w:iCs w:val="0"/>
-        </w:rPr>
-        <w:t xml:space="preserve">Конфигурация </w:t>
+        <w:t xml:space="preserve"> – Конфигурация </w:t>
       </w:r>
       <w:r>
         <w:rPr>
@@ -3678,20 +4043,82 @@
       <w:pPr>
         <w:pStyle w:val="af2"/>
         <w:rPr>
-          <w:rFonts w:ascii="Times New Roman" w:eastAsia="Times New Roman" w:hAnsi="Times New Roman" w:cs="Times New Roman"/>
-          <w:sz w:val="24"/>
-          <w:szCs w:val="24"/>
           <w:lang w:val="en-US"/>
         </w:rPr>
       </w:pPr>
       <w:r>
         <w:rPr>
           <w:rStyle w:val="af4"/>
-          <w:rFonts w:ascii="Times New Roman" w:hAnsi="Times New Roman" w:cs="Times New Roman"/>
-          <w:sz w:val="24"/>
-          <w:szCs w:val="24"/>
         </w:rPr>
         <w:footnoteRef/>
+      </w:r>
+      <w:r>
+        <w:rPr>
+          <w:lang w:val="en-US"/>
+        </w:rPr>
+        <w:t xml:space="preserve"> </w:t>
+      </w:r>
+      <w:r>
+        <w:rPr>
+          <w:rFonts w:ascii="Times New Roman" w:eastAsia="Times New Roman" w:hAnsi="Times New Roman" w:cs="Times New Roman"/>
+          <w:sz w:val="28"/>
+          <w:szCs w:val="28"/>
+          <w:lang w:val="en-US"/>
+        </w:rPr>
+        <w:t>Python Software Foundation</w:t>
+      </w:r>
+    </w:p>
+  </w:footnote>
+  <w:footnote w:id="2">
+    <w:p>
+      <w:pPr>
+        <w:pStyle w:val="af2"/>
+        <w:rPr>
+          <w:lang w:val="en-US"/>
+        </w:rPr>
+      </w:pPr>
+      <w:r>
+        <w:rPr>
+          <w:rStyle w:val="af4"/>
+        </w:rPr>
+        <w:footnoteRef/>
+      </w:r>
+      <w:r>
+        <w:rPr>
+          <w:lang w:val="en-US"/>
+        </w:rPr>
+        <w:t xml:space="preserve"> </w:t>
+      </w:r>
+      <w:r>
+        <w:rPr>
+          <w:rFonts w:ascii="Times New Roman" w:eastAsia="Times New Roman" w:hAnsi="Times New Roman" w:cs="Times New Roman"/>
+          <w:sz w:val="28"/>
+          <w:szCs w:val="28"/>
+          <w:lang w:val="en-US"/>
+        </w:rPr>
+        <w:t>PyCharm Community</w:t>
+      </w:r>
+    </w:p>
+  </w:footnote>
+  <w:footnote w:id="3">
+    <w:p>
+      <w:pPr>
+        <w:pStyle w:val="af2"/>
+        <w:rPr>
+          <w:lang w:val="en-US"/>
+        </w:rPr>
+      </w:pPr>
+      <w:r>
+        <w:rPr>
+          <w:rStyle w:val="af4"/>
+        </w:rPr>
+        <w:footnoteRef/>
+      </w:r>
+      <w:r>
+        <w:rPr>
+          <w:lang w:val="en-US"/>
+        </w:rPr>
+        <w:t xml:space="preserve"> </w:t>
       </w:r>
       <w:r>
         <w:rPr>
@@ -3700,90 +4127,7 @@
           <w:szCs w:val="24"/>
           <w:lang w:val="en-US"/>
         </w:rPr>
-        <w:t xml:space="preserve"> </w:t>
-      </w:r>
-      <w:r>
-        <w:rPr>
-          <w:rFonts w:ascii="Times New Roman" w:eastAsia="Times New Roman" w:hAnsi="Times New Roman" w:cs="Times New Roman"/>
-          <w:sz w:val="24"/>
-          <w:szCs w:val="24"/>
-          <w:lang w:val="en-US"/>
-        </w:rPr>
-        <w:t>Python Software Foundation</w:t>
-      </w:r>
-    </w:p>
-    <w:p>
-      <w:pPr>
-        <w:pStyle w:val="af2"/>
-        <w:rPr>
-          <w:lang w:val="en-US"/>
-        </w:rPr>
-      </w:pPr>
-      <w:r>
-        <w:rPr>
-          <w:rStyle w:val="af4"/>
-          <w:rFonts w:ascii="Times New Roman" w:hAnsi="Times New Roman" w:cs="Times New Roman"/>
-          <w:sz w:val="24"/>
-          <w:szCs w:val="24"/>
-          <w:lang w:val="en-US"/>
-        </w:rPr>
-        <w:t>2</w:t>
-      </w:r>
-      <w:r>
-        <w:rPr>
-          <w:rFonts w:ascii="Times New Roman" w:hAnsi="Times New Roman" w:cs="Times New Roman"/>
-          <w:sz w:val="24"/>
-          <w:szCs w:val="24"/>
-          <w:lang w:val="en-US"/>
-        </w:rPr>
-        <w:t xml:space="preserve"> </w:t>
-      </w:r>
-      <w:r>
-        <w:rPr>
-          <w:rFonts w:ascii="Times New Roman" w:eastAsia="Times New Roman" w:hAnsi="Times New Roman" w:cs="Times New Roman"/>
-          <w:sz w:val="24"/>
-          <w:szCs w:val="24"/>
-          <w:lang w:val="en-US"/>
-        </w:rPr>
-        <w:t>JetBrains Help</w:t>
-      </w:r>
-    </w:p>
-  </w:footnote>
-  <w:footnote w:id="2">
-    <w:p>
-      <w:pPr>
-        <w:pStyle w:val="af2"/>
-        <w:rPr>
-          <w:lang w:val="en-US"/>
-        </w:rPr>
-      </w:pPr>
-      <w:r>
-        <w:rPr>
-          <w:rStyle w:val="af4"/>
-          <w:rFonts w:ascii="Times New Roman" w:hAnsi="Times New Roman" w:cs="Times New Roman"/>
-          <w:sz w:val="24"/>
-          <w:szCs w:val="24"/>
-          <w:lang w:val="en-US"/>
-        </w:rPr>
-        <w:t>3</w:t>
-      </w:r>
-      <w:r>
-        <w:rPr>
-          <w:rFonts w:ascii="Times New Roman" w:hAnsi="Times New Roman" w:cs="Times New Roman"/>
-          <w:sz w:val="24"/>
-          <w:szCs w:val="24"/>
-          <w:lang w:val="en-US"/>
-        </w:rPr>
-        <w:t xml:space="preserve"> </w:t>
-      </w:r>
-      <w:r>
-        <w:rPr>
-          <w:rFonts w:ascii="Times New Roman" w:eastAsia="Times New Roman" w:hAnsi="Times New Roman" w:cs="Times New Roman"/>
-          <w:sz w:val="24"/>
-          <w:szCs w:val="24"/>
-          <w:lang w:val="en-US"/>
-        </w:rPr>
-        <w:t>Git // Software Freedom Conservancy</w:t>
+        <w:t>git-scm</w:t>
       </w:r>
     </w:p>
   </w:footnote>
@@ -5461,7 +5805,7 @@
     </w:tblPr>
   </w:style>
   <w:style w:type="table" w:customStyle="1" w:styleId="TableNormal0">
-    <w:name w:val="Table Normal"/>
+    <w:name w:val="Table Normal0"/>
     <w:tblPr>
       <w:tblCellMar>
         <w:top w:w="0" w:type="dxa"/>

--- a/УП 05/Практика 2/Шильников М.Ю. ПРАКТИКА 2.docx
+++ b/УП 05/Практика 2/Шильников М.Ю. ПРАКТИКА 2.docx
@@ -2552,7 +2552,6 @@
           <w:sz w:val="28"/>
           <w:szCs w:val="28"/>
         </w:rPr>
-        <w:lastRenderedPageBreak/>
         <w:drawing>
           <wp:inline distT="0" distB="0" distL="0" distR="0" wp14:anchorId="57C36C18" wp14:editId="7A6A2792">
             <wp:extent cx="5936093" cy="866775"/>
@@ -2607,6 +2606,7 @@
           <w:i w:val="0"/>
           <w:iCs w:val="0"/>
         </w:rPr>
+        <w:lastRenderedPageBreak/>
         <w:t>Рисунок 2</w:t>
       </w:r>
       <w:r>
@@ -4043,82 +4043,18 @@
       <w:pPr>
         <w:pStyle w:val="af2"/>
         <w:rPr>
+          <w:rFonts w:ascii="Times New Roman" w:hAnsi="Times New Roman" w:cs="Times New Roman"/>
           <w:lang w:val="en-US"/>
         </w:rPr>
       </w:pPr>
       <w:r>
         <w:rPr>
           <w:rStyle w:val="af4"/>
+          <w:rFonts w:ascii="Times New Roman" w:hAnsi="Times New Roman" w:cs="Times New Roman"/>
+          <w:sz w:val="24"/>
+          <w:szCs w:val="24"/>
         </w:rPr>
         <w:footnoteRef/>
-      </w:r>
-      <w:r>
-        <w:rPr>
-          <w:lang w:val="en-US"/>
-        </w:rPr>
-        <w:t xml:space="preserve"> </w:t>
-      </w:r>
-      <w:r>
-        <w:rPr>
-          <w:rFonts w:ascii="Times New Roman" w:eastAsia="Times New Roman" w:hAnsi="Times New Roman" w:cs="Times New Roman"/>
-          <w:sz w:val="28"/>
-          <w:szCs w:val="28"/>
-          <w:lang w:val="en-US"/>
-        </w:rPr>
-        <w:t>Python Software Foundation</w:t>
-      </w:r>
-    </w:p>
-  </w:footnote>
-  <w:footnote w:id="2">
-    <w:p>
-      <w:pPr>
-        <w:pStyle w:val="af2"/>
-        <w:rPr>
-          <w:lang w:val="en-US"/>
-        </w:rPr>
-      </w:pPr>
-      <w:r>
-        <w:rPr>
-          <w:rStyle w:val="af4"/>
-        </w:rPr>
-        <w:footnoteRef/>
-      </w:r>
-      <w:r>
-        <w:rPr>
-          <w:lang w:val="en-US"/>
-        </w:rPr>
-        <w:t xml:space="preserve"> </w:t>
-      </w:r>
-      <w:r>
-        <w:rPr>
-          <w:rFonts w:ascii="Times New Roman" w:eastAsia="Times New Roman" w:hAnsi="Times New Roman" w:cs="Times New Roman"/>
-          <w:sz w:val="28"/>
-          <w:szCs w:val="28"/>
-          <w:lang w:val="en-US"/>
-        </w:rPr>
-        <w:t>PyCharm Community</w:t>
-      </w:r>
-    </w:p>
-  </w:footnote>
-  <w:footnote w:id="3">
-    <w:p>
-      <w:pPr>
-        <w:pStyle w:val="af2"/>
-        <w:rPr>
-          <w:lang w:val="en-US"/>
-        </w:rPr>
-      </w:pPr>
-      <w:r>
-        <w:rPr>
-          <w:rStyle w:val="af4"/>
-        </w:rPr>
-        <w:footnoteRef/>
-      </w:r>
-      <w:r>
-        <w:rPr>
-          <w:lang w:val="en-US"/>
-        </w:rPr>
-        <w:t xml:space="preserve"> </w:t>
       </w:r>
       <w:r>
         <w:rPr>
@@ -4127,7 +4063,85 @@
           <w:szCs w:val="24"/>
           <w:lang w:val="en-US"/>
         </w:rPr>
-        <w:t>git-scm</w:t>
+        <w:t xml:space="preserve"> </w:t>
+      </w:r>
+      <w:r>
+        <w:rPr>
+          <w:rFonts w:ascii="Times New Roman" w:hAnsi="Times New Roman" w:cs="Times New Roman"/>
+          <w:sz w:val="24"/>
+          <w:szCs w:val="24"/>
+          <w:lang w:val="en-US"/>
+        </w:rPr>
+        <w:t>https://www.python.org</w:t>
+      </w:r>
+    </w:p>
+  </w:footnote>
+  <w:footnote w:id="2">
+    <w:p>
+      <w:pPr>
+        <w:pStyle w:val="af2"/>
+        <w:rPr>
+          <w:lang w:val="en-US"/>
+        </w:rPr>
+      </w:pPr>
+      <w:r>
+        <w:rPr>
+          <w:rStyle w:val="af4"/>
+        </w:rPr>
+        <w:footnoteRef/>
+      </w:r>
+      <w:r>
+        <w:rPr>
+          <w:lang w:val="en-US"/>
+        </w:rPr>
+        <w:t xml:space="preserve"> </w:t>
+      </w:r>
+      <w:r>
+        <w:rPr>
+          <w:rFonts w:ascii="Times New Roman" w:eastAsia="Times New Roman" w:hAnsi="Times New Roman" w:cs="Times New Roman"/>
+          <w:sz w:val="24"/>
+          <w:szCs w:val="24"/>
+          <w:lang w:val="en-US"/>
+        </w:rPr>
+        <w:t>https://www.jetbrains.com</w:t>
+      </w:r>
+    </w:p>
+  </w:footnote>
+  <w:footnote w:id="3">
+    <w:p>
+      <w:pPr>
+        <w:pStyle w:val="af2"/>
+        <w:rPr>
+          <w:rFonts w:ascii="Times New Roman" w:hAnsi="Times New Roman" w:cs="Times New Roman"/>
+          <w:lang w:val="en-US"/>
+        </w:rPr>
+      </w:pPr>
+      <w:r>
+        <w:rPr>
+          <w:rStyle w:val="af4"/>
+          <w:rFonts w:ascii="Times New Roman" w:hAnsi="Times New Roman" w:cs="Times New Roman"/>
+          <w:sz w:val="24"/>
+          <w:szCs w:val="24"/>
+        </w:rPr>
+        <w:footnoteRef/>
+      </w:r>
+      <w:r>
+        <w:rPr>
+          <w:rFonts w:ascii="Times New Roman" w:hAnsi="Times New Roman" w:cs="Times New Roman"/>
+          <w:sz w:val="24"/>
+          <w:szCs w:val="24"/>
+          <w:lang w:val="en-US"/>
+        </w:rPr>
+        <w:t xml:space="preserve"> </w:t>
+      </w:r>
+      <w:r>
+        <w:rPr>
+          <w:rFonts w:ascii="Times New Roman" w:hAnsi="Times New Roman" w:cs="Times New Roman"/>
+          <w:sz w:val="24"/>
+          <w:szCs w:val="24"/>
+          <w:lang w:val="en-US"/>
+        </w:rPr>
+        <w:t>https://git-scm.com</w:t>
       </w:r>
     </w:p>
   </w:footnote>
@@ -6100,28 +6114,28 @@
 </file>
 
 <file path=customXml/item1.xml><?xml version="1.0" encoding="utf-8"?>
-<b:Sources xmlns:b="http://schemas.openxmlformats.org/officeDocument/2006/bibliography" xmlns="http://schemas.openxmlformats.org/officeDocument/2006/bibliography" SelectedStyle="\APASixthEditionOfficeOnline.xsl" StyleName="APA" Version="6"/>
-</file>
-
-<file path=customXml/item2.xml><?xml version="1.0" encoding="utf-8"?>
 <go:gDocsCustomXmlDataStorage xmlns:go="http://customooxmlschemas.google.com/" xmlns:r="http://schemas.openxmlformats.org/officeDocument/2006/relationships">
   <go:docsCustomData roundtripDataSignature="AMtx7mg1qiIUzfAXOzB5bWkZS60MHi9S8Q==">AMUW2mWLmYDSJRmnV6dYdP51iqq04Ck81LoEa64nqAjk3nhMOHlbeZszGKfITx6qMUfs3rM2x2PB2rqPWOZDmLezaW88oaQx8NXfhVAkPlDZS2wEVkl4j1ZVp5N0ODg5yBxfBVoZJMrC+Jcei3uD2SILoR2E9HxkkBc2BwpU9XFOvywaRwcRxLvmFCFlRthXODtEtJTAOczHSBLaLOFwJ6Tyfi1FSDKnqQ+6e5Hgf+zVu8x6NYS5zxhoT6JcUh5UDMmi87m7x+K0GItW4NZ8LEBJ6P15GzYKoutGIYaP2WUs4sl4LxDeecnKf6wQrJUByYhmJFB9kjCE7fCCZOoq1glGGLv9CeteaGvkYAcfulA79D71Y0aUT6HKOeE8lSYOEL/EKL6csNEiwEv6crK2XVbVHTpE4bOldQ==</go:docsCustomData>
 </go:gDocsCustomXmlDataStorage>
 </file>
 
-<file path=customXml/itemProps1.xml><?xml version="1.0" encoding="utf-8"?>
-<ds:datastoreItem xmlns:ds="http://schemas.openxmlformats.org/officeDocument/2006/customXml" ds:itemID="{C716AF5C-AAE3-4974-81F5-527E6B387549}">
-  <ds:schemaRefs>
-    <ds:schemaRef ds:uri="http://schemas.openxmlformats.org/officeDocument/2006/bibliography"/>
-  </ds:schemaRefs>
-</ds:datastoreItem>
+<file path=customXml/item2.xml><?xml version="1.0" encoding="utf-8"?>
+<b:Sources xmlns:b="http://schemas.openxmlformats.org/officeDocument/2006/bibliography" xmlns="http://schemas.openxmlformats.org/officeDocument/2006/bibliography" SelectedStyle="\APASixthEditionOfficeOnline.xsl" StyleName="APA" Version="6"/>
 </file>
 
-<file path=customXml/itemProps2.xml><?xml version="1.0" encoding="utf-8"?>
+<file path=customXml/itemProps1.xml><?xml version="1.0" encoding="utf-8"?>
 <ds:datastoreItem xmlns:ds="http://schemas.openxmlformats.org/officeDocument/2006/customXml" ds:itemID="{11111111-1234-1234-1234-123412341234}">
   <ds:schemaRefs>
     <ds:schemaRef ds:uri="http://customooxmlschemas.google.com/"/>
     <ds:schemaRef ds:uri="http://schemas.openxmlformats.org/officeDocument/2006/relationships"/>
   </ds:schemaRefs>
 </ds:datastoreItem>
+</file>
+
+<file path=customXml/itemProps2.xml><?xml version="1.0" encoding="utf-8"?>
+<ds:datastoreItem xmlns:ds="http://schemas.openxmlformats.org/officeDocument/2006/customXml" ds:itemID="{C716AF5C-AAE3-4974-81F5-527E6B387549}">
+  <ds:schemaRefs>
+    <ds:schemaRef ds:uri="http://schemas.openxmlformats.org/officeDocument/2006/bibliography"/>
+  </ds:schemaRefs>
+</ds:datastoreItem>
 </file>
--- a/УП 05/Практика 2/Шильников М.Ю. ПРАКТИКА 2.docx
+++ b/УП 05/Практика 2/Шильников М.Ю. ПРАКТИКА 2.docx
@@ -74,19 +74,8 @@
           <w:sz w:val="24"/>
           <w:szCs w:val="24"/>
         </w:rPr>
-        <w:t xml:space="preserve">Колледж </w:t>
-      </w:r>
-      <w:proofErr w:type="spellStart"/>
-      <w:r>
-        <w:rPr>
-          <w:rFonts w:ascii="Times New Roman" w:hAnsi="Times New Roman"/>
-          <w:b/>
-          <w:sz w:val="24"/>
-          <w:szCs w:val="24"/>
-        </w:rPr>
-        <w:t>ВятГУ</w:t>
-      </w:r>
-      <w:proofErr w:type="spellEnd"/>
+        <w:t>Колледж ВятГУ</w:t>
+      </w:r>
     </w:p>
     <w:p>
       <w:pPr>
@@ -961,7 +950,6 @@
         </w:rPr>
         <w:t xml:space="preserve">: интерпретатор </w:t>
       </w:r>
-      <w:proofErr w:type="gramStart"/>
       <w:r>
         <w:rPr>
           <w:rFonts w:ascii="Times New Roman" w:eastAsia="Times New Roman" w:hAnsi="Times New Roman" w:cs="Times New Roman"/>
@@ -985,34 +973,7 @@
           <w:sz w:val="28"/>
           <w:szCs w:val="28"/>
         </w:rPr>
-        <w:t>интегрированной</w:t>
-      </w:r>
-      <w:proofErr w:type="gramEnd"/>
-      <w:r>
-        <w:rPr>
-          <w:rFonts w:ascii="Times New Roman" w:eastAsia="Times New Roman" w:hAnsi="Times New Roman" w:cs="Times New Roman"/>
-          <w:sz w:val="28"/>
-          <w:szCs w:val="28"/>
-        </w:rPr>
-        <w:t xml:space="preserve"> среды разработки </w:t>
-      </w:r>
-      <w:proofErr w:type="spellStart"/>
-      <w:r>
-        <w:rPr>
-          <w:rFonts w:ascii="Times New Roman" w:eastAsia="Times New Roman" w:hAnsi="Times New Roman" w:cs="Times New Roman"/>
-          <w:sz w:val="28"/>
-          <w:szCs w:val="28"/>
-        </w:rPr>
-        <w:t>PyCharm</w:t>
-      </w:r>
-      <w:proofErr w:type="spellEnd"/>
-      <w:r>
-        <w:rPr>
-          <w:rFonts w:ascii="Times New Roman" w:eastAsia="Times New Roman" w:hAnsi="Times New Roman" w:cs="Times New Roman"/>
-          <w:sz w:val="28"/>
-          <w:szCs w:val="28"/>
-        </w:rPr>
-        <w:t xml:space="preserve"> </w:t>
+        <w:t xml:space="preserve">интегрированной среды разработки PyCharm </w:t>
       </w:r>
       <w:r>
         <w:rPr>
@@ -1063,6 +1024,7 @@
           <w:bCs/>
           <w:sz w:val="28"/>
           <w:szCs w:val="28"/>
+          <w:lang w:val="en-US"/>
         </w:rPr>
       </w:pPr>
       <w:r>
@@ -1073,7 +1035,18 @@
           <w:sz w:val="28"/>
           <w:szCs w:val="28"/>
         </w:rPr>
-        <w:t>Установка интерпретатора Python 3.13.7</w:t>
+        <w:t>Установка интерпретатора Python 3.1</w:t>
+      </w:r>
+      <w:r>
+        <w:rPr>
+          <w:rFonts w:ascii="Times New Roman" w:eastAsia="Times New Roman" w:hAnsi="Times New Roman" w:cs="Times New Roman"/>
+          <w:b/>
+          <w:bCs/>
+          <w:sz w:val="28"/>
+          <w:szCs w:val="28"/>
+          <w:lang w:val="en-US"/>
+        </w:rPr>
+        <w:t>2</w:t>
       </w:r>
     </w:p>
     <w:p>
@@ -1204,7 +1177,6 @@
         </w:rPr>
         <w:t>и библиотеку «</w:t>
       </w:r>
-      <w:proofErr w:type="spellStart"/>
       <w:r>
         <w:rPr>
           <w:rFonts w:ascii="Times New Roman" w:eastAsia="Times New Roman" w:hAnsi="Times New Roman" w:cs="Times New Roman"/>
@@ -1214,7 +1186,6 @@
         </w:rPr>
         <w:t>Tkinter</w:t>
       </w:r>
-      <w:proofErr w:type="spellEnd"/>
       <w:r>
         <w:rPr>
           <w:rFonts w:ascii="Times New Roman" w:eastAsia="Times New Roman" w:hAnsi="Times New Roman" w:cs="Times New Roman"/>
@@ -1331,107 +1302,24 @@
           <w:sz w:val="28"/>
           <w:szCs w:val="28"/>
         </w:rPr>
-        <w:t xml:space="preserve"> в раздел «</w:t>
-      </w:r>
-      <w:proofErr w:type="spellStart"/>
-      <w:proofErr w:type="gramStart"/>
-      <w:r>
-        <w:rPr>
-          <w:rFonts w:ascii="Times New Roman" w:eastAsia="Times New Roman" w:hAnsi="Times New Roman" w:cs="Times New Roman"/>
-          <w:sz w:val="28"/>
-          <w:szCs w:val="28"/>
-        </w:rPr>
-        <w:t>Downloads</w:t>
-      </w:r>
-      <w:proofErr w:type="spellEnd"/>
-      <w:r>
-        <w:rPr>
-          <w:rFonts w:ascii="Times New Roman" w:eastAsia="Times New Roman" w:hAnsi="Times New Roman" w:cs="Times New Roman"/>
-          <w:sz w:val="28"/>
-          <w:szCs w:val="28"/>
-        </w:rPr>
-        <w:t xml:space="preserve"> &gt;</w:t>
-      </w:r>
-      <w:proofErr w:type="gramEnd"/>
-      <w:r>
-        <w:rPr>
-          <w:rFonts w:ascii="Times New Roman" w:eastAsia="Times New Roman" w:hAnsi="Times New Roman" w:cs="Times New Roman"/>
-          <w:sz w:val="28"/>
-          <w:szCs w:val="28"/>
-        </w:rPr>
-        <w:t xml:space="preserve"> Windows». Запустил скачанный установочный файл (например, python-3.13.7.x-amd64.exe). На первом экране важно установить галочку «</w:t>
-      </w:r>
-      <w:proofErr w:type="spellStart"/>
-      <w:r>
-        <w:rPr>
-          <w:rFonts w:ascii="Times New Roman" w:eastAsia="Times New Roman" w:hAnsi="Times New Roman" w:cs="Times New Roman"/>
-          <w:sz w:val="28"/>
-          <w:szCs w:val="28"/>
-        </w:rPr>
-        <w:t>Add</w:t>
-      </w:r>
-      <w:proofErr w:type="spellEnd"/>
-      <w:r>
-        <w:rPr>
-          <w:rFonts w:ascii="Times New Roman" w:eastAsia="Times New Roman" w:hAnsi="Times New Roman" w:cs="Times New Roman"/>
-          <w:sz w:val="28"/>
-          <w:szCs w:val="28"/>
-        </w:rPr>
-        <w:t xml:space="preserve"> python.exe </w:t>
-      </w:r>
-      <w:proofErr w:type="spellStart"/>
-      <w:r>
-        <w:rPr>
-          <w:rFonts w:ascii="Times New Roman" w:eastAsia="Times New Roman" w:hAnsi="Times New Roman" w:cs="Times New Roman"/>
-          <w:sz w:val="28"/>
-          <w:szCs w:val="28"/>
-        </w:rPr>
-        <w:t>to</w:t>
-      </w:r>
-      <w:proofErr w:type="spellEnd"/>
-      <w:r>
-        <w:rPr>
-          <w:rFonts w:ascii="Times New Roman" w:eastAsia="Times New Roman" w:hAnsi="Times New Roman" w:cs="Times New Roman"/>
-          <w:sz w:val="28"/>
-          <w:szCs w:val="28"/>
-        </w:rPr>
-        <w:t xml:space="preserve"> PATH». Это позволяет запускать Python из любого места в командной строке. Выбрал вариант «</w:t>
-      </w:r>
-      <w:proofErr w:type="spellStart"/>
-      <w:r>
-        <w:rPr>
-          <w:rFonts w:ascii="Times New Roman" w:eastAsia="Times New Roman" w:hAnsi="Times New Roman" w:cs="Times New Roman"/>
-          <w:sz w:val="28"/>
-          <w:szCs w:val="28"/>
-        </w:rPr>
-        <w:t>Install</w:t>
-      </w:r>
-      <w:proofErr w:type="spellEnd"/>
-      <w:r>
-        <w:rPr>
-          <w:rFonts w:ascii="Times New Roman" w:eastAsia="Times New Roman" w:hAnsi="Times New Roman" w:cs="Times New Roman"/>
-          <w:sz w:val="28"/>
-          <w:szCs w:val="28"/>
-        </w:rPr>
-        <w:t xml:space="preserve"> </w:t>
-      </w:r>
-      <w:proofErr w:type="spellStart"/>
-      <w:r>
-        <w:rPr>
-          <w:rFonts w:ascii="Times New Roman" w:eastAsia="Times New Roman" w:hAnsi="Times New Roman" w:cs="Times New Roman"/>
-          <w:sz w:val="28"/>
-          <w:szCs w:val="28"/>
-        </w:rPr>
-        <w:t>Now</w:t>
-      </w:r>
-      <w:proofErr w:type="spellEnd"/>
-      <w:r>
-        <w:rPr>
-          <w:rFonts w:ascii="Times New Roman" w:eastAsia="Times New Roman" w:hAnsi="Times New Roman" w:cs="Times New Roman"/>
-          <w:sz w:val="28"/>
-          <w:szCs w:val="28"/>
-        </w:rPr>
-        <w:t>» (установка с настройками по умолчанию). Установщик автоматически установил Python и необходимые компоненты.</w:t>
+        <w:t xml:space="preserve"> в раздел «Downloads &gt; Windows». Запустил скачанный установочный файл (например, python-3.1</w:t>
+      </w:r>
+      <w:r>
+        <w:rPr>
+          <w:rFonts w:ascii="Times New Roman" w:eastAsia="Times New Roman" w:hAnsi="Times New Roman" w:cs="Times New Roman"/>
+          <w:sz w:val="28"/>
+          <w:szCs w:val="28"/>
+          <w:lang w:val="en-US"/>
+        </w:rPr>
+        <w:t>2</w:t>
+      </w:r>
+      <w:r>
+        <w:rPr>
+          <w:rFonts w:ascii="Times New Roman" w:eastAsia="Times New Roman" w:hAnsi="Times New Roman" w:cs="Times New Roman"/>
+          <w:sz w:val="28"/>
+          <w:szCs w:val="28"/>
+        </w:rPr>
+        <w:t>.x-amd64.exe). На первом экране важно установить галочку «Add python.exe to PATH». Это позволяет запускать Python из любого места в командной строке. Выбрал вариант «Install Now» (установка с настройками по умолчанию). Установщик автоматически установил Python и необходимые компоненты.</w:t>
       </w:r>
     </w:p>
     <w:p>
@@ -1467,25 +1355,7 @@
           <w:sz w:val="28"/>
           <w:szCs w:val="28"/>
         </w:rPr>
-        <w:t xml:space="preserve">Открыл командную строку (Windows </w:t>
-      </w:r>
-      <w:proofErr w:type="spellStart"/>
-      <w:r>
-        <w:rPr>
-          <w:rFonts w:ascii="Times New Roman" w:eastAsia="Times New Roman" w:hAnsi="Times New Roman" w:cs="Times New Roman"/>
-          <w:sz w:val="28"/>
-          <w:szCs w:val="28"/>
-        </w:rPr>
-        <w:t>PowerShell</w:t>
-      </w:r>
-      <w:proofErr w:type="spellEnd"/>
-      <w:r>
-        <w:rPr>
-          <w:rFonts w:ascii="Times New Roman" w:eastAsia="Times New Roman" w:hAnsi="Times New Roman" w:cs="Times New Roman"/>
-          <w:sz w:val="28"/>
-          <w:szCs w:val="28"/>
-        </w:rPr>
-        <w:t xml:space="preserve"> или CMD) с помощью сочетания клавиш </w:t>
+        <w:t xml:space="preserve">Открыл командную строку (Windows PowerShell или CMD) с помощью сочетания клавиш </w:t>
       </w:r>
       <w:r>
         <w:rPr>
@@ -1495,23 +1365,13 @@
         </w:rPr>
         <w:t>«</w:t>
       </w:r>
-      <w:proofErr w:type="spellStart"/>
-      <w:r>
-        <w:rPr>
-          <w:rFonts w:ascii="Times New Roman" w:eastAsia="Times New Roman" w:hAnsi="Times New Roman" w:cs="Times New Roman"/>
-          <w:sz w:val="28"/>
-          <w:szCs w:val="28"/>
-        </w:rPr>
-        <w:t>Win</w:t>
-      </w:r>
-      <w:proofErr w:type="spellEnd"/>
-      <w:r>
-        <w:rPr>
-          <w:rFonts w:ascii="Times New Roman" w:eastAsia="Times New Roman" w:hAnsi="Times New Roman" w:cs="Times New Roman"/>
-          <w:sz w:val="28"/>
-          <w:szCs w:val="28"/>
-        </w:rPr>
-        <w:t xml:space="preserve"> + R</w:t>
+      <w:r>
+        <w:rPr>
+          <w:rFonts w:ascii="Times New Roman" w:eastAsia="Times New Roman" w:hAnsi="Times New Roman" w:cs="Times New Roman"/>
+          <w:sz w:val="28"/>
+          <w:szCs w:val="28"/>
+        </w:rPr>
+        <w:t>Win + R</w:t>
       </w:r>
       <w:r>
         <w:rPr>
@@ -1537,7 +1397,6 @@
         </w:rPr>
         <w:t>«</w:t>
       </w:r>
-      <w:proofErr w:type="spellStart"/>
       <w:r>
         <w:rPr>
           <w:rFonts w:ascii="Times New Roman" w:eastAsia="Times New Roman" w:hAnsi="Times New Roman" w:cs="Times New Roman"/>
@@ -1546,7 +1405,6 @@
         </w:rPr>
         <w:t>cmd</w:t>
       </w:r>
-      <w:proofErr w:type="spellEnd"/>
       <w:r>
         <w:rPr>
           <w:rFonts w:ascii="Times New Roman" w:eastAsia="Times New Roman" w:hAnsi="Times New Roman" w:cs="Times New Roman"/>
@@ -1561,36 +1419,8 @@
           <w:sz w:val="28"/>
           <w:szCs w:val="28"/>
         </w:rPr>
-        <w:t xml:space="preserve"> и нажал Enter. Выполнил команду для проверки версии: </w:t>
-      </w:r>
-      <w:proofErr w:type="spellStart"/>
-      <w:r>
-        <w:rPr>
-          <w:rFonts w:ascii="Times New Roman" w:eastAsia="Times New Roman" w:hAnsi="Times New Roman" w:cs="Times New Roman"/>
-          <w:sz w:val="28"/>
-          <w:szCs w:val="28"/>
-        </w:rPr>
-        <w:t>python</w:t>
-      </w:r>
-      <w:proofErr w:type="spellEnd"/>
-      <w:r>
-        <w:rPr>
-          <w:rFonts w:ascii="Times New Roman" w:eastAsia="Times New Roman" w:hAnsi="Times New Roman" w:cs="Times New Roman"/>
-          <w:sz w:val="28"/>
-          <w:szCs w:val="28"/>
-        </w:rPr>
-        <w:t xml:space="preserve"> --</w:t>
-      </w:r>
-      <w:proofErr w:type="spellStart"/>
-      <w:r>
-        <w:rPr>
-          <w:rFonts w:ascii="Times New Roman" w:eastAsia="Times New Roman" w:hAnsi="Times New Roman" w:cs="Times New Roman"/>
-          <w:sz w:val="28"/>
-          <w:szCs w:val="28"/>
-        </w:rPr>
-        <w:t>version</w:t>
-      </w:r>
-      <w:proofErr w:type="spellEnd"/>
+        <w:t xml:space="preserve"> и нажал Enter. Выполнил команду для проверки версии: python --version</w:t>
+      </w:r>
     </w:p>
     <w:p>
       <w:pPr>
@@ -1609,7 +1439,15 @@
           <w:sz w:val="28"/>
           <w:szCs w:val="28"/>
         </w:rPr>
-        <w:t>В результате в командной строке отобразилась информация об установленной версии: Python 3.13.7.</w:t>
+        <w:t>В результате в командной строке отобразилась информация об установленной версии: Python 3.1</w:t>
+      </w:r>
+      <w:r>
+        <w:rPr>
+          <w:rFonts w:ascii="Times New Roman" w:eastAsia="Times New Roman" w:hAnsi="Times New Roman" w:cs="Times New Roman"/>
+          <w:sz w:val="28"/>
+          <w:szCs w:val="28"/>
+        </w:rPr>
+        <w:t>2</w:t>
       </w:r>
     </w:p>
     <w:p>
@@ -1754,20 +1592,8 @@
           <w:sz w:val="28"/>
           <w:szCs w:val="28"/>
         </w:rPr>
-        <w:t xml:space="preserve">Установка интегрированной среды разработки </w:t>
-      </w:r>
-      <w:proofErr w:type="spellStart"/>
-      <w:r>
-        <w:rPr>
-          <w:rFonts w:ascii="Times New Roman" w:eastAsia="Times New Roman" w:hAnsi="Times New Roman" w:cs="Times New Roman"/>
-          <w:b/>
-          <w:bCs/>
-          <w:sz w:val="28"/>
-          <w:szCs w:val="28"/>
-        </w:rPr>
-        <w:t>PyCharm</w:t>
-      </w:r>
-      <w:proofErr w:type="spellEnd"/>
+        <w:t>Установка интегрированной среды разработки PyCharm</w:t>
+      </w:r>
     </w:p>
     <w:p>
       <w:pPr>
@@ -1827,51 +1653,15 @@
           <w:sz w:val="28"/>
           <w:szCs w:val="28"/>
         </w:rPr>
-        <w:t xml:space="preserve">готовый набор инструментов, который максимально оперативно позволяет создать виртуальное окружение и активировать его, а </w:t>
-      </w:r>
-      <w:proofErr w:type="gramStart"/>
-      <w:r>
-        <w:rPr>
-          <w:rFonts w:ascii="Times New Roman" w:eastAsia="Times New Roman" w:hAnsi="Times New Roman" w:cs="Times New Roman"/>
-          <w:sz w:val="28"/>
-          <w:szCs w:val="28"/>
-        </w:rPr>
-        <w:t>так же</w:t>
-      </w:r>
-      <w:proofErr w:type="gramEnd"/>
-      <w:r>
-        <w:rPr>
-          <w:rFonts w:ascii="Times New Roman" w:eastAsia="Times New Roman" w:hAnsi="Times New Roman" w:cs="Times New Roman"/>
-          <w:sz w:val="28"/>
-          <w:szCs w:val="28"/>
-        </w:rPr>
-        <w:t xml:space="preserve"> в базе имеет все нужные инструменты для написания</w:t>
-      </w:r>
-      <w:r>
-        <w:rPr>
-          <w:rFonts w:ascii="Times New Roman" w:eastAsia="Times New Roman" w:hAnsi="Times New Roman" w:cs="Times New Roman"/>
-          <w:sz w:val="28"/>
-          <w:szCs w:val="28"/>
-        </w:rPr>
-        <w:t xml:space="preserve">, как </w:t>
-      </w:r>
-      <w:proofErr w:type="gramStart"/>
-      <w:r>
-        <w:rPr>
-          <w:rFonts w:ascii="Times New Roman" w:eastAsia="Times New Roman" w:hAnsi="Times New Roman" w:cs="Times New Roman"/>
-          <w:sz w:val="28"/>
-          <w:szCs w:val="28"/>
-        </w:rPr>
-        <w:t>простых</w:t>
-      </w:r>
-      <w:proofErr w:type="gramEnd"/>
-      <w:r>
-        <w:rPr>
-          <w:rFonts w:ascii="Times New Roman" w:eastAsia="Times New Roman" w:hAnsi="Times New Roman" w:cs="Times New Roman"/>
-          <w:sz w:val="28"/>
-          <w:szCs w:val="28"/>
-        </w:rPr>
-        <w:t xml:space="preserve"> так и сложных проектов на </w:t>
+        <w:t>готовый набор инструментов, который максимально оперативно позволяет создать виртуальное окружение и активировать его, а так же в базе имеет все нужные инструменты для написания</w:t>
+      </w:r>
+      <w:r>
+        <w:rPr>
+          <w:rFonts w:ascii="Times New Roman" w:eastAsia="Times New Roman" w:hAnsi="Times New Roman" w:cs="Times New Roman"/>
+          <w:sz w:val="28"/>
+          <w:szCs w:val="28"/>
+        </w:rPr>
+        <w:t xml:space="preserve">, как простых так и сложных проектов на </w:t>
       </w:r>
       <w:r>
         <w:rPr>
@@ -1916,18 +1706,8 @@
           <w:sz w:val="28"/>
           <w:szCs w:val="28"/>
         </w:rPr>
-        <w:t xml:space="preserve">ерешёл на официальный сайт </w:t>
-      </w:r>
-      <w:proofErr w:type="spellStart"/>
-      <w:r>
-        <w:rPr>
-          <w:rFonts w:ascii="Times New Roman" w:eastAsia="Times New Roman" w:hAnsi="Times New Roman" w:cs="Times New Roman"/>
-          <w:sz w:val="28"/>
-          <w:szCs w:val="28"/>
-        </w:rPr>
-        <w:t>JetBrains</w:t>
-      </w:r>
-      <w:proofErr w:type="spellEnd"/>
+        <w:t>ерешёл на официальный сайт JetBrains</w:t>
+      </w:r>
       <w:r>
         <w:rPr>
           <w:rStyle w:val="af4"/>
@@ -2131,25 +1911,7 @@
           <w:sz w:val="28"/>
           <w:szCs w:val="28"/>
         </w:rPr>
-        <w:t xml:space="preserve">Запустил </w:t>
-      </w:r>
-      <w:proofErr w:type="spellStart"/>
-      <w:r>
-        <w:rPr>
-          <w:rFonts w:ascii="Times New Roman" w:eastAsia="Times New Roman" w:hAnsi="Times New Roman" w:cs="Times New Roman"/>
-          <w:sz w:val="28"/>
-          <w:szCs w:val="28"/>
-        </w:rPr>
-        <w:t>PyCharm</w:t>
-      </w:r>
-      <w:proofErr w:type="spellEnd"/>
-      <w:r>
-        <w:rPr>
-          <w:rFonts w:ascii="Times New Roman" w:eastAsia="Times New Roman" w:hAnsi="Times New Roman" w:cs="Times New Roman"/>
-          <w:sz w:val="28"/>
-          <w:szCs w:val="28"/>
-        </w:rPr>
-        <w:t xml:space="preserve"> с рабочего стола.</w:t>
+        <w:t>Запустил PyCharm с рабочего стола.</w:t>
       </w:r>
       <w:r>
         <w:rPr>
@@ -2165,18 +1927,8 @@
           <w:sz w:val="28"/>
           <w:szCs w:val="28"/>
         </w:rPr>
-        <w:t xml:space="preserve">При первом запуске выбрал «Do </w:t>
-      </w:r>
-      <w:proofErr w:type="spellStart"/>
-      <w:r>
-        <w:rPr>
-          <w:rFonts w:ascii="Times New Roman" w:eastAsia="Times New Roman" w:hAnsi="Times New Roman" w:cs="Times New Roman"/>
-          <w:sz w:val="28"/>
-          <w:szCs w:val="28"/>
-        </w:rPr>
-        <w:t>not</w:t>
-      </w:r>
-      <w:proofErr w:type="spellEnd"/>
+        <w:t>При первом запуске выбрал «Do not import settings» (не импортировать настройки).</w:t>
+      </w:r>
       <w:r>
         <w:rPr>
           <w:rFonts w:ascii="Times New Roman" w:eastAsia="Times New Roman" w:hAnsi="Times New Roman" w:cs="Times New Roman"/>
@@ -2185,16 +1937,14 @@
         </w:rPr>
         <w:t xml:space="preserve"> </w:t>
       </w:r>
-      <w:proofErr w:type="spellStart"/>
-      <w:r>
-        <w:rPr>
-          <w:rFonts w:ascii="Times New Roman" w:eastAsia="Times New Roman" w:hAnsi="Times New Roman" w:cs="Times New Roman"/>
-          <w:sz w:val="28"/>
-          <w:szCs w:val="28"/>
-        </w:rPr>
-        <w:t>import</w:t>
-      </w:r>
-      <w:proofErr w:type="spellEnd"/>
+      <w:r>
+        <w:rPr>
+          <w:rFonts w:ascii="Times New Roman" w:eastAsia="Times New Roman" w:hAnsi="Times New Roman" w:cs="Times New Roman"/>
+          <w:sz w:val="28"/>
+          <w:szCs w:val="28"/>
+        </w:rPr>
+        <w:t>В появившемся окне приветствия нажал «New Project».</w:t>
+      </w:r>
       <w:r>
         <w:rPr>
           <w:rFonts w:ascii="Times New Roman" w:eastAsia="Times New Roman" w:hAnsi="Times New Roman" w:cs="Times New Roman"/>
@@ -2203,48 +1953,6 @@
         </w:rPr>
         <w:t xml:space="preserve"> </w:t>
       </w:r>
-      <w:proofErr w:type="spellStart"/>
-      <w:r>
-        <w:rPr>
-          <w:rFonts w:ascii="Times New Roman" w:eastAsia="Times New Roman" w:hAnsi="Times New Roman" w:cs="Times New Roman"/>
-          <w:sz w:val="28"/>
-          <w:szCs w:val="28"/>
-        </w:rPr>
-        <w:t>settings</w:t>
-      </w:r>
-      <w:proofErr w:type="spellEnd"/>
-      <w:r>
-        <w:rPr>
-          <w:rFonts w:ascii="Times New Roman" w:eastAsia="Times New Roman" w:hAnsi="Times New Roman" w:cs="Times New Roman"/>
-          <w:sz w:val="28"/>
-          <w:szCs w:val="28"/>
-        </w:rPr>
-        <w:t>» (не импортировать настройки).</w:t>
-      </w:r>
-      <w:r>
-        <w:rPr>
-          <w:rFonts w:ascii="Times New Roman" w:eastAsia="Times New Roman" w:hAnsi="Times New Roman" w:cs="Times New Roman"/>
-          <w:sz w:val="28"/>
-          <w:szCs w:val="28"/>
-        </w:rPr>
-        <w:t xml:space="preserve"> </w:t>
-      </w:r>
-      <w:r>
-        <w:rPr>
-          <w:rFonts w:ascii="Times New Roman" w:eastAsia="Times New Roman" w:hAnsi="Times New Roman" w:cs="Times New Roman"/>
-          <w:sz w:val="28"/>
-          <w:szCs w:val="28"/>
-        </w:rPr>
-        <w:t>В появившемся окне приветствия нажал «New Project».</w:t>
-      </w:r>
-      <w:r>
-        <w:rPr>
-          <w:rFonts w:ascii="Times New Roman" w:eastAsia="Times New Roman" w:hAnsi="Times New Roman" w:cs="Times New Roman"/>
-          <w:sz w:val="28"/>
-          <w:szCs w:val="28"/>
-        </w:rPr>
-        <w:t xml:space="preserve"> </w:t>
-      </w:r>
       <w:r>
         <w:rPr>
           <w:rFonts w:ascii="Times New Roman" w:eastAsia="Times New Roman" w:hAnsi="Times New Roman" w:cs="Times New Roman"/>
@@ -2261,31 +1969,22 @@
         </w:rPr>
         <w:t xml:space="preserve">. </w:t>
       </w:r>
-      <w:proofErr w:type="spellStart"/>
-      <w:r>
-        <w:rPr>
-          <w:rFonts w:ascii="Times New Roman" w:eastAsia="Times New Roman" w:hAnsi="Times New Roman" w:cs="Times New Roman"/>
-          <w:sz w:val="28"/>
-          <w:szCs w:val="28"/>
-        </w:rPr>
-        <w:t>PyCharm</w:t>
-      </w:r>
-      <w:proofErr w:type="spellEnd"/>
-      <w:r>
-        <w:rPr>
-          <w:rFonts w:ascii="Times New Roman" w:eastAsia="Times New Roman" w:hAnsi="Times New Roman" w:cs="Times New Roman"/>
-          <w:sz w:val="28"/>
-          <w:szCs w:val="28"/>
-        </w:rPr>
-        <w:t xml:space="preserve"> автоматически определил ранее установленный интерпретатор Python 3.1</w:t>
-      </w:r>
-      <w:r>
-        <w:rPr>
-          <w:rFonts w:ascii="Times New Roman" w:eastAsia="Times New Roman" w:hAnsi="Times New Roman" w:cs="Times New Roman"/>
-          <w:sz w:val="28"/>
-          <w:szCs w:val="28"/>
-        </w:rPr>
-        <w:t>3.7</w:t>
+      <w:r>
+        <w:rPr>
+          <w:rFonts w:ascii="Times New Roman" w:eastAsia="Times New Roman" w:hAnsi="Times New Roman" w:cs="Times New Roman"/>
+          <w:sz w:val="28"/>
+          <w:szCs w:val="28"/>
+        </w:rPr>
+        <w:t>PyCharm автоматически определил ранее установленный интерпретатор Python 3.1</w:t>
+      </w:r>
+      <w:r>
+        <w:rPr>
+          <w:rFonts w:ascii="Times New Roman" w:eastAsia="Times New Roman" w:hAnsi="Times New Roman" w:cs="Times New Roman"/>
+          <w:sz w:val="28"/>
+          <w:szCs w:val="28"/>
+          <w:lang w:val="en-US"/>
+        </w:rPr>
+        <w:t>2</w:t>
       </w:r>
       <w:r>
         <w:rPr>
@@ -2309,25 +2008,7 @@
           <w:sz w:val="28"/>
           <w:szCs w:val="28"/>
         </w:rPr>
-        <w:t>ажал «</w:t>
-      </w:r>
-      <w:proofErr w:type="spellStart"/>
-      <w:r>
-        <w:rPr>
-          <w:rFonts w:ascii="Times New Roman" w:eastAsia="Times New Roman" w:hAnsi="Times New Roman" w:cs="Times New Roman"/>
-          <w:sz w:val="28"/>
-          <w:szCs w:val="28"/>
-        </w:rPr>
-        <w:t>Create</w:t>
-      </w:r>
-      <w:proofErr w:type="spellEnd"/>
-      <w:r>
-        <w:rPr>
-          <w:rFonts w:ascii="Times New Roman" w:eastAsia="Times New Roman" w:hAnsi="Times New Roman" w:cs="Times New Roman"/>
-          <w:sz w:val="28"/>
-          <w:szCs w:val="28"/>
-        </w:rPr>
-        <w:t xml:space="preserve">». После создания проекта среда автоматически создала файл </w:t>
+        <w:t xml:space="preserve">ажал «Create». После создания проекта среда автоматически создала файл </w:t>
       </w:r>
       <w:r>
         <w:rPr>
@@ -2393,115 +2074,47 @@
         </w:rPr>
         <w:t>для этого я открыл терминал и зашел в текущую директорию и применил команду «</w:t>
       </w:r>
-      <w:proofErr w:type="spellStart"/>
-      <w:r>
-        <w:rPr>
-          <w:rFonts w:ascii="Times New Roman" w:eastAsia="Times New Roman" w:hAnsi="Times New Roman" w:cs="Times New Roman"/>
-          <w:sz w:val="28"/>
-          <w:szCs w:val="28"/>
-        </w:rPr>
-        <w:t>python</w:t>
-      </w:r>
-      <w:proofErr w:type="spellEnd"/>
-      <w:r>
-        <w:rPr>
-          <w:rFonts w:ascii="Times New Roman" w:eastAsia="Times New Roman" w:hAnsi="Times New Roman" w:cs="Times New Roman"/>
-          <w:sz w:val="28"/>
-          <w:szCs w:val="28"/>
-        </w:rPr>
-        <w:t xml:space="preserve"> -</w:t>
-      </w:r>
-      <w:proofErr w:type="gramStart"/>
-      <w:r>
-        <w:rPr>
-          <w:rFonts w:ascii="Times New Roman" w:eastAsia="Times New Roman" w:hAnsi="Times New Roman" w:cs="Times New Roman"/>
-          <w:sz w:val="28"/>
-          <w:szCs w:val="28"/>
-        </w:rPr>
-        <w:t>m .</w:t>
-      </w:r>
-      <w:proofErr w:type="spellStart"/>
-      <w:r>
-        <w:rPr>
-          <w:rFonts w:ascii="Times New Roman" w:eastAsia="Times New Roman" w:hAnsi="Times New Roman" w:cs="Times New Roman"/>
-          <w:sz w:val="28"/>
-          <w:szCs w:val="28"/>
+      <w:r>
+        <w:rPr>
+          <w:rFonts w:ascii="Times New Roman" w:eastAsia="Times New Roman" w:hAnsi="Times New Roman" w:cs="Times New Roman"/>
+          <w:sz w:val="28"/>
+          <w:szCs w:val="28"/>
+        </w:rPr>
+        <w:t>python -m .venv\Scripts\activate</w:t>
+      </w:r>
+      <w:r>
+        <w:rPr>
+          <w:rFonts w:ascii="Times New Roman" w:eastAsia="Times New Roman" w:hAnsi="Times New Roman" w:cs="Times New Roman"/>
+          <w:sz w:val="28"/>
+          <w:szCs w:val="28"/>
+        </w:rPr>
+        <w:t>». «</w:t>
+      </w:r>
+      <w:r>
+        <w:rPr>
+          <w:rFonts w:ascii="Times New Roman" w:eastAsia="Times New Roman" w:hAnsi="Times New Roman" w:cs="Times New Roman"/>
+          <w:sz w:val="28"/>
+          <w:szCs w:val="28"/>
+        </w:rPr>
+        <w:t>(</w:t>
+      </w:r>
+      <w:r>
+        <w:rPr>
+          <w:rFonts w:ascii="Times New Roman" w:eastAsia="Times New Roman" w:hAnsi="Times New Roman" w:cs="Times New Roman"/>
+          <w:sz w:val="28"/>
+          <w:szCs w:val="28"/>
+        </w:rPr>
+        <w:t>.</w:t>
+      </w:r>
+      <w:r>
+        <w:rPr>
+          <w:rFonts w:ascii="Times New Roman" w:eastAsia="Times New Roman" w:hAnsi="Times New Roman" w:cs="Times New Roman"/>
+          <w:sz w:val="28"/>
+          <w:szCs w:val="28"/>
+          <w:lang w:val="en-US"/>
         </w:rPr>
         <w:t>venv</w:t>
       </w:r>
-      <w:proofErr w:type="spellEnd"/>
-      <w:proofErr w:type="gramEnd"/>
-      <w:r>
-        <w:rPr>
-          <w:rFonts w:ascii="Times New Roman" w:eastAsia="Times New Roman" w:hAnsi="Times New Roman" w:cs="Times New Roman"/>
-          <w:sz w:val="28"/>
-          <w:szCs w:val="28"/>
-        </w:rPr>
-        <w:t>\</w:t>
-      </w:r>
-      <w:proofErr w:type="spellStart"/>
-      <w:r>
-        <w:rPr>
-          <w:rFonts w:ascii="Times New Roman" w:eastAsia="Times New Roman" w:hAnsi="Times New Roman" w:cs="Times New Roman"/>
-          <w:sz w:val="28"/>
-          <w:szCs w:val="28"/>
-        </w:rPr>
-        <w:t>Scripts</w:t>
-      </w:r>
-      <w:proofErr w:type="spellEnd"/>
-      <w:r>
-        <w:rPr>
-          <w:rFonts w:ascii="Times New Roman" w:eastAsia="Times New Roman" w:hAnsi="Times New Roman" w:cs="Times New Roman"/>
-          <w:sz w:val="28"/>
-          <w:szCs w:val="28"/>
-        </w:rPr>
-        <w:t>\</w:t>
-      </w:r>
-      <w:proofErr w:type="spellStart"/>
-      <w:r>
-        <w:rPr>
-          <w:rFonts w:ascii="Times New Roman" w:eastAsia="Times New Roman" w:hAnsi="Times New Roman" w:cs="Times New Roman"/>
-          <w:sz w:val="28"/>
-          <w:szCs w:val="28"/>
-        </w:rPr>
-        <w:t>activate</w:t>
-      </w:r>
-      <w:proofErr w:type="spellEnd"/>
-      <w:r>
-        <w:rPr>
-          <w:rFonts w:ascii="Times New Roman" w:eastAsia="Times New Roman" w:hAnsi="Times New Roman" w:cs="Times New Roman"/>
-          <w:sz w:val="28"/>
-          <w:szCs w:val="28"/>
-        </w:rPr>
-        <w:t>». «</w:t>
-      </w:r>
-      <w:r>
-        <w:rPr>
-          <w:rFonts w:ascii="Times New Roman" w:eastAsia="Times New Roman" w:hAnsi="Times New Roman" w:cs="Times New Roman"/>
-          <w:sz w:val="28"/>
-          <w:szCs w:val="28"/>
-        </w:rPr>
-        <w:t>(</w:t>
-      </w:r>
-      <w:r>
-        <w:rPr>
-          <w:rFonts w:ascii="Times New Roman" w:eastAsia="Times New Roman" w:hAnsi="Times New Roman" w:cs="Times New Roman"/>
-          <w:sz w:val="28"/>
-          <w:szCs w:val="28"/>
-        </w:rPr>
-        <w:t>.</w:t>
-      </w:r>
-      <w:proofErr w:type="spellStart"/>
-      <w:r>
-        <w:rPr>
-          <w:rFonts w:ascii="Times New Roman" w:eastAsia="Times New Roman" w:hAnsi="Times New Roman" w:cs="Times New Roman"/>
-          <w:sz w:val="28"/>
-          <w:szCs w:val="28"/>
-          <w:lang w:val="en-US"/>
-        </w:rPr>
-        <w:t>venv</w:t>
-      </w:r>
-      <w:proofErr w:type="spellEnd"/>
       <w:r>
         <w:rPr>
           <w:rFonts w:ascii="Times New Roman" w:eastAsia="Times New Roman" w:hAnsi="Times New Roman" w:cs="Times New Roman"/>
@@ -2651,20 +2264,8 @@
           <w:sz w:val="28"/>
           <w:szCs w:val="28"/>
         </w:rPr>
-        <w:t xml:space="preserve">Установка системы контроля версий </w:t>
-      </w:r>
-      <w:proofErr w:type="spellStart"/>
-      <w:r>
-        <w:rPr>
-          <w:rFonts w:ascii="Times New Roman" w:eastAsia="Times New Roman" w:hAnsi="Times New Roman" w:cs="Times New Roman"/>
-          <w:b/>
-          <w:bCs/>
-          <w:sz w:val="28"/>
-          <w:szCs w:val="28"/>
-        </w:rPr>
-        <w:t>Git</w:t>
-      </w:r>
-      <w:proofErr w:type="spellEnd"/>
+        <w:t>Установка системы контроля версий Git</w:t>
+      </w:r>
     </w:p>
     <w:p>
       <w:pPr>
@@ -2836,43 +2437,7 @@
           <w:sz w:val="28"/>
           <w:szCs w:val="28"/>
         </w:rPr>
-        <w:t xml:space="preserve">После установки открыл </w:t>
-      </w:r>
-      <w:proofErr w:type="spellStart"/>
-      <w:r>
-        <w:rPr>
-          <w:rFonts w:ascii="Times New Roman" w:eastAsia="Times New Roman" w:hAnsi="Times New Roman" w:cs="Times New Roman"/>
-          <w:sz w:val="28"/>
-          <w:szCs w:val="28"/>
-        </w:rPr>
-        <w:t>Git</w:t>
-      </w:r>
-      <w:proofErr w:type="spellEnd"/>
-      <w:r>
-        <w:rPr>
-          <w:rFonts w:ascii="Times New Roman" w:eastAsia="Times New Roman" w:hAnsi="Times New Roman" w:cs="Times New Roman"/>
-          <w:sz w:val="28"/>
-          <w:szCs w:val="28"/>
-        </w:rPr>
-        <w:t xml:space="preserve"> </w:t>
-      </w:r>
-      <w:proofErr w:type="spellStart"/>
-      <w:r>
-        <w:rPr>
-          <w:rFonts w:ascii="Times New Roman" w:eastAsia="Times New Roman" w:hAnsi="Times New Roman" w:cs="Times New Roman"/>
-          <w:sz w:val="28"/>
-          <w:szCs w:val="28"/>
-        </w:rPr>
-        <w:t>Bash</w:t>
-      </w:r>
-      <w:proofErr w:type="spellEnd"/>
-      <w:r>
-        <w:rPr>
-          <w:rFonts w:ascii="Times New Roman" w:eastAsia="Times New Roman" w:hAnsi="Times New Roman" w:cs="Times New Roman"/>
-          <w:sz w:val="28"/>
-          <w:szCs w:val="28"/>
-        </w:rPr>
-        <w:t xml:space="preserve"> и выполнил две обязательные команды для настройки своей учётной записи. Эта информация будет использоваться в коммитах</w:t>
+        <w:t>После установки открыл Git Bash и выполнил две обязательные команды для настройки своей учётной записи. Эта информация будет использоваться в коммитах</w:t>
       </w:r>
       <w:r>
         <w:rPr>
@@ -2912,7 +2477,6 @@
         </w:rPr>
         <w:t>«</w:t>
       </w:r>
-      <w:proofErr w:type="gramStart"/>
       <w:r>
         <w:rPr>
           <w:rFonts w:ascii="Times New Roman" w:eastAsia="Times New Roman" w:hAnsi="Times New Roman" w:cs="Times New Roman"/>
@@ -2920,17 +2484,7 @@
           <w:szCs w:val="28"/>
           <w:lang w:val="en-US"/>
         </w:rPr>
-        <w:t>git</w:t>
-      </w:r>
-      <w:proofErr w:type="gramEnd"/>
-      <w:r>
-        <w:rPr>
-          <w:rFonts w:ascii="Times New Roman" w:eastAsia="Times New Roman" w:hAnsi="Times New Roman" w:cs="Times New Roman"/>
-          <w:sz w:val="28"/>
-          <w:szCs w:val="28"/>
-          <w:lang w:val="en-US"/>
-        </w:rPr>
-        <w:t xml:space="preserve"> config --global user.name "</w:t>
+        <w:t>git config --global user.name "</w:t>
       </w:r>
       <w:r>
         <w:rPr>
@@ -2997,7 +2551,6 @@
         </w:rPr>
         <w:t>«</w:t>
       </w:r>
-      <w:proofErr w:type="gramStart"/>
       <w:r>
         <w:rPr>
           <w:rFonts w:ascii="Times New Roman" w:eastAsia="Times New Roman" w:hAnsi="Times New Roman" w:cs="Times New Roman"/>
@@ -3005,39 +2558,7 @@
           <w:szCs w:val="28"/>
           <w:lang w:val="en-US"/>
         </w:rPr>
-        <w:t>git</w:t>
-      </w:r>
-      <w:proofErr w:type="gramEnd"/>
-      <w:r>
-        <w:rPr>
-          <w:rFonts w:ascii="Times New Roman" w:eastAsia="Times New Roman" w:hAnsi="Times New Roman" w:cs="Times New Roman"/>
-          <w:sz w:val="28"/>
-          <w:szCs w:val="28"/>
-          <w:lang w:val="en-US"/>
-        </w:rPr>
-        <w:t xml:space="preserve"> config --global </w:t>
-      </w:r>
-      <w:proofErr w:type="spellStart"/>
-      <w:proofErr w:type="gramStart"/>
-      <w:r>
-        <w:rPr>
-          <w:rFonts w:ascii="Times New Roman" w:eastAsia="Times New Roman" w:hAnsi="Times New Roman" w:cs="Times New Roman"/>
-          <w:sz w:val="28"/>
-          <w:szCs w:val="28"/>
-          <w:lang w:val="en-US"/>
-        </w:rPr>
-        <w:t>user.email</w:t>
-      </w:r>
-      <w:proofErr w:type="spellEnd"/>
-      <w:proofErr w:type="gramEnd"/>
-      <w:r>
-        <w:rPr>
-          <w:rFonts w:ascii="Times New Roman" w:eastAsia="Times New Roman" w:hAnsi="Times New Roman" w:cs="Times New Roman"/>
-          <w:sz w:val="28"/>
-          <w:szCs w:val="28"/>
-          <w:lang w:val="en-US"/>
-        </w:rPr>
-        <w:t xml:space="preserve"> </w:t>
+        <w:t xml:space="preserve">git config --global user.email </w:t>
       </w:r>
       <w:hyperlink r:id="rId12" w:history="1">
         <w:r>
@@ -3079,41 +2600,13 @@
         </w:rPr>
         <w:t xml:space="preserve"> «</w:t>
       </w:r>
-      <w:proofErr w:type="spellStart"/>
-      <w:r>
-        <w:rPr>
-          <w:rFonts w:ascii="Times New Roman" w:eastAsia="Times New Roman" w:hAnsi="Times New Roman" w:cs="Times New Roman"/>
-          <w:sz w:val="28"/>
-          <w:szCs w:val="28"/>
-        </w:rPr>
-        <w:t>git</w:t>
-      </w:r>
-      <w:proofErr w:type="spellEnd"/>
-      <w:r>
-        <w:rPr>
-          <w:rFonts w:ascii="Times New Roman" w:eastAsia="Times New Roman" w:hAnsi="Times New Roman" w:cs="Times New Roman"/>
-          <w:sz w:val="28"/>
-          <w:szCs w:val="28"/>
-        </w:rPr>
-        <w:t xml:space="preserve"> </w:t>
-      </w:r>
-      <w:proofErr w:type="spellStart"/>
-      <w:r>
-        <w:rPr>
-          <w:rFonts w:ascii="Times New Roman" w:eastAsia="Times New Roman" w:hAnsi="Times New Roman" w:cs="Times New Roman"/>
-          <w:sz w:val="28"/>
-          <w:szCs w:val="28"/>
-        </w:rPr>
-        <w:t>config</w:t>
-      </w:r>
-      <w:proofErr w:type="spellEnd"/>
-      <w:r>
-        <w:rPr>
-          <w:rFonts w:ascii="Times New Roman" w:eastAsia="Times New Roman" w:hAnsi="Times New Roman" w:cs="Times New Roman"/>
-          <w:sz w:val="28"/>
-          <w:szCs w:val="28"/>
-        </w:rPr>
-        <w:t xml:space="preserve"> </w:t>
+      <w:r>
+        <w:rPr>
+          <w:rFonts w:ascii="Times New Roman" w:eastAsia="Times New Roman" w:hAnsi="Times New Roman" w:cs="Times New Roman"/>
+          <w:sz w:val="28"/>
+          <w:szCs w:val="28"/>
+        </w:rPr>
+        <w:t xml:space="preserve">git config </w:t>
       </w:r>
       <w:r>
         <w:rPr>
@@ -3123,7 +2616,6 @@
         </w:rPr>
         <w:t>--</w:t>
       </w:r>
-      <w:proofErr w:type="spellStart"/>
       <w:r>
         <w:rPr>
           <w:rFonts w:ascii="Times New Roman" w:eastAsia="Times New Roman" w:hAnsi="Times New Roman" w:cs="Times New Roman"/>
@@ -3132,7 +2624,6 @@
         </w:rPr>
         <w:t>list</w:t>
       </w:r>
-      <w:proofErr w:type="spellEnd"/>
       <w:r>
         <w:rPr>
           <w:rFonts w:ascii="Times New Roman" w:eastAsia="Times New Roman" w:hAnsi="Times New Roman" w:cs="Times New Roman"/>
@@ -3425,23 +2916,13 @@
         </w:rPr>
         <w:t xml:space="preserve"> </w:t>
       </w:r>
-      <w:proofErr w:type="spellStart"/>
-      <w:r>
-        <w:rPr>
-          <w:rFonts w:ascii="Times New Roman" w:eastAsia="Times New Roman" w:hAnsi="Times New Roman" w:cs="Times New Roman"/>
-          <w:sz w:val="28"/>
-          <w:szCs w:val="28"/>
-        </w:rPr>
-        <w:t>PyCharm</w:t>
-      </w:r>
-      <w:proofErr w:type="spellEnd"/>
-      <w:r>
-        <w:rPr>
-          <w:rFonts w:ascii="Times New Roman" w:eastAsia="Times New Roman" w:hAnsi="Times New Roman" w:cs="Times New Roman"/>
-          <w:sz w:val="28"/>
-          <w:szCs w:val="28"/>
-        </w:rPr>
-        <w:t xml:space="preserve"> Community: установлена</w:t>
+      <w:r>
+        <w:rPr>
+          <w:rFonts w:ascii="Times New Roman" w:eastAsia="Times New Roman" w:hAnsi="Times New Roman" w:cs="Times New Roman"/>
+          <w:sz w:val="28"/>
+          <w:szCs w:val="28"/>
+        </w:rPr>
+        <w:t>PyCharm Community: установлена</w:t>
       </w:r>
       <w:r>
         <w:rPr>
@@ -3487,41 +2968,13 @@
         </w:rPr>
         <w:t xml:space="preserve"> </w:t>
       </w:r>
-      <w:proofErr w:type="spellStart"/>
-      <w:r>
-        <w:rPr>
-          <w:rFonts w:ascii="Times New Roman" w:eastAsia="Times New Roman" w:hAnsi="Times New Roman" w:cs="Times New Roman"/>
-          <w:sz w:val="28"/>
-          <w:szCs w:val="28"/>
-        </w:rPr>
-        <w:t>Git</w:t>
-      </w:r>
-      <w:proofErr w:type="spellEnd"/>
-      <w:r>
-        <w:rPr>
-          <w:rFonts w:ascii="Times New Roman" w:eastAsia="Times New Roman" w:hAnsi="Times New Roman" w:cs="Times New Roman"/>
-          <w:sz w:val="28"/>
-          <w:szCs w:val="28"/>
-        </w:rPr>
-        <w:t xml:space="preserve">: установлен, выполнена базовая конфигурация пользователя (имя и </w:t>
-      </w:r>
-      <w:proofErr w:type="spellStart"/>
-      <w:r>
-        <w:rPr>
-          <w:rFonts w:ascii="Times New Roman" w:eastAsia="Times New Roman" w:hAnsi="Times New Roman" w:cs="Times New Roman"/>
-          <w:sz w:val="28"/>
-          <w:szCs w:val="28"/>
-        </w:rPr>
-        <w:t>email</w:t>
-      </w:r>
-      <w:proofErr w:type="spellEnd"/>
-      <w:r>
-        <w:rPr>
-          <w:rFonts w:ascii="Times New Roman" w:eastAsia="Times New Roman" w:hAnsi="Times New Roman" w:cs="Times New Roman"/>
-          <w:sz w:val="28"/>
-          <w:szCs w:val="28"/>
-        </w:rPr>
-        <w:t>), проверена версия.</w:t>
+      <w:r>
+        <w:rPr>
+          <w:rFonts w:ascii="Times New Roman" w:eastAsia="Times New Roman" w:hAnsi="Times New Roman" w:cs="Times New Roman"/>
+          <w:sz w:val="28"/>
+          <w:szCs w:val="28"/>
+        </w:rPr>
+        <w:t>Git: установлен, выполнена базовая конфигурация пользователя (имя и email), проверена версия.</w:t>
       </w:r>
     </w:p>
     <w:p>
@@ -3917,43 +3370,7 @@
           <w:sz w:val="28"/>
           <w:szCs w:val="28"/>
         </w:rPr>
-        <w:t xml:space="preserve">1.6 Начало работы – Установка </w:t>
-      </w:r>
-      <w:proofErr w:type="spellStart"/>
-      <w:r>
-        <w:rPr>
-          <w:rFonts w:ascii="Times New Roman" w:eastAsia="Times New Roman" w:hAnsi="Times New Roman" w:cs="Times New Roman"/>
-          <w:sz w:val="28"/>
-          <w:szCs w:val="28"/>
-        </w:rPr>
-        <w:t>Git</w:t>
-      </w:r>
-      <w:proofErr w:type="spellEnd"/>
-      <w:r>
-        <w:rPr>
-          <w:rFonts w:ascii="Times New Roman" w:eastAsia="Times New Roman" w:hAnsi="Times New Roman" w:cs="Times New Roman"/>
-          <w:sz w:val="28"/>
-          <w:szCs w:val="28"/>
-        </w:rPr>
-        <w:t xml:space="preserve"> // Pro </w:t>
-      </w:r>
-      <w:proofErr w:type="spellStart"/>
-      <w:r>
-        <w:rPr>
-          <w:rFonts w:ascii="Times New Roman" w:eastAsia="Times New Roman" w:hAnsi="Times New Roman" w:cs="Times New Roman"/>
-          <w:sz w:val="28"/>
-          <w:szCs w:val="28"/>
-        </w:rPr>
-        <w:t>Git</w:t>
-      </w:r>
-      <w:proofErr w:type="spellEnd"/>
-      <w:r>
-        <w:rPr>
-          <w:rFonts w:ascii="Times New Roman" w:eastAsia="Times New Roman" w:hAnsi="Times New Roman" w:cs="Times New Roman"/>
-          <w:sz w:val="28"/>
-          <w:szCs w:val="28"/>
-        </w:rPr>
-        <w:t xml:space="preserve">. — [Электронный ресурс]. URL: </w:t>
+        <w:t xml:space="preserve">1.6 Начало работы – Установка Git // Pro Git. — [Электронный ресурс]. URL: </w:t>
       </w:r>
       <w:hyperlink r:id="rId17" w:tgtFrame="_blank" w:history="1">
         <w:r>
